--- a/template/sla-credit-memo.docx
+++ b/template/sla-credit-memo.docx
@@ -32,20 +32,15 @@
           <w:b w:val="0"/>
           <w:sz w:val="20"/>
         </w:rPr>
-        <w:t>Billing period {!$format(date(Account[0].PeriodStart), 'date', 'medium')} to {!$format(date(Account[0].PeriodEnd), 'date', 'medium')}  ·  contract availability {!Account[0].ContractUptimePct}%  ·  monthly fee {!$format($toDecimal(Account[0].MonthlyFeeUsd), 'number', 'currency')}</w:t>
+        <w:t>Billing period {!Account[0].PeriodStart} to {!Account[0].PeriodEnd}  ·  contract availability {!Account[0].ContractUptimePct}%  ·  monthly fee ${!Account[0].MonthlyFeeUsd}</w:t>
       </w:r>
     </w:p>
-    <w:p/>
     <w:p>
       <w:pPr>
-        <w:spacing w:after="80"/>
+        <w:pStyle w:val="Heading1"/>
       </w:pPr>
       <w:r>
-        <w:rPr>
-          <w:b w:val="0"/>
-          <w:sz w:val="20"/>
-        </w:rPr>
-        <w:t>&lt;mdoc:paragraph name="cleanMonth" hidden="{!$toDecimal(Account[0].BreachCount) &gt; 0}"&gt;</w:t>
+        <w:t>Reconciled outcome</w:t>
       </w:r>
     </w:p>
     <w:p>
@@ -57,7 +52,7 @@
           <w:b/>
           <w:sz w:val="20"/>
         </w:rPr>
-        <w:t>Every service under this agreement met its availability commitment for the period. No credit is owed and no signature is required.</w:t>
+        <w:t>{!Account[0].Outcome}</w:t>
       </w:r>
     </w:p>
     <w:p>
@@ -69,7 +64,7 @@
           <w:b w:val="0"/>
           <w:sz w:val="20"/>
         </w:rPr>
-        <w:t>&lt;/mdoc:paragraph&gt;</w:t>
+        <w:t>Services reviewed: {!Account[0].ServiceCount}  ·  services in breach: {!Account[0].BreachCount}  ·  excluded source rows: {!Account[0].ExcludedCount}</w:t>
       </w:r>
     </w:p>
     <w:p>
@@ -81,70 +76,9 @@
           <w:b w:val="0"/>
           <w:sz w:val="20"/>
         </w:rPr>
-        <w:t>&lt;mdoc:paragraph name="breachMonth" hidden="{!$toDecimal(Account[0].BreachCount) == 0}"&gt;</w:t>
+        <w:t>Regulatory status: {!Account[0].RegulatoryStatus}</w:t>
       </w:r>
     </w:p>
-    <w:p>
-      <w:pPr>
-        <w:spacing w:after="80"/>
-      </w:pPr>
-      <w:r>
-        <w:rPr>
-          <w:b/>
-          <w:sz w:val="20"/>
-        </w:rPr>
-        <w:t>{!Account[0].BreachCount} of {!$count(Account[0].Services)} services fell below the {!Account[0].ContractUptimePct}% commitment. A credit of {!$format($toDecimal(Account[0].TotalCreditUsd), 'number', 'currency')} is owed and requires countersignature below.</w:t>
-      </w:r>
-    </w:p>
-    <w:p>
-      <w:pPr>
-        <w:spacing w:after="80"/>
-      </w:pPr>
-      <w:r>
-        <w:rPr>
-          <w:b w:val="0"/>
-          <w:sz w:val="20"/>
-        </w:rPr>
-        <w:t>&lt;/mdoc:paragraph&gt;</w:t>
-      </w:r>
-    </w:p>
-    <w:p>
-      <w:pPr>
-        <w:spacing w:after="80"/>
-      </w:pPr>
-      <w:r>
-        <w:rPr>
-          <w:b w:val="0"/>
-          <w:sz w:val="20"/>
-        </w:rPr>
-        <w:t>&lt;mdoc:paragraph name="regulatoryNotice" hidden="{!$Account[0].RegulatoryNotice == false}"&gt;</w:t>
-      </w:r>
-    </w:p>
-    <w:p>
-      <w:pPr>
-        <w:spacing w:after="80"/>
-      </w:pPr>
-      <w:r>
-        <w:rPr>
-          <w:b/>
-          <w:sz w:val="20"/>
-        </w:rPr>
-        <w:t>REGULATORY NOTICE — this period contains a severity 1 outage exceeding four hours. Notification obligations under the master agreement are triggered.</w:t>
-      </w:r>
-    </w:p>
-    <w:p>
-      <w:pPr>
-        <w:spacing w:after="80"/>
-      </w:pPr>
-      <w:r>
-        <w:rPr>
-          <w:b w:val="0"/>
-          <w:sz w:val="20"/>
-        </w:rPr>
-        <w:t>&lt;/mdoc:paragraph&gt;</w:t>
-      </w:r>
-    </w:p>
-    <w:p/>
     <w:p>
       <w:pPr>
         <w:pStyle w:val="Heading1"/>
@@ -162,19 +96,15 @@
           <w:b w:val="0"/>
           <w:sz w:val="20"/>
         </w:rPr>
-        <w:t>&lt;mdoc:repeater name="services" value="Account[0].Services" variable="svc"&gt;</w:t>
+        <w:t>{!Account[0].ServiceAudit}</w:t>
       </w:r>
     </w:p>
     <w:p>
       <w:pPr>
-        <w:spacing w:after="80"/>
+        <w:pStyle w:val="Heading1"/>
       </w:pPr>
       <w:r>
-        <w:rPr>
-          <w:b/>
-          <w:sz w:val="22"/>
-        </w:rPr>
-        <w:t>{!#svc#.name}</w:t>
+        <w:t>Reconciled outage audit</w:t>
       </w:r>
     </w:p>
     <w:p>
@@ -186,7 +116,15 @@
           <w:b w:val="0"/>
           <w:sz w:val="20"/>
         </w:rPr>
-        <w:t>Availability {!#svc#.availability_pct}%  ·  {!#svc#.down_minutes} minutes down  ·  {!#svc#.outage_count} outages reconciled from {!#svc#.ticket_count} tickets  ·  worst severity {!#svc#.worst_severity}</w:t>
+        <w:t>{!Account[0].OutageAudit}</w:t>
+      </w:r>
+    </w:p>
+    <w:p>
+      <w:pPr>
+        <w:pStyle w:val="Heading1"/>
+      </w:pPr>
+      <w:r>
+        <w:t>Excluded source rows</w:t>
       </w:r>
     </w:p>
     <w:p>
@@ -198,211 +136,9 @@
           <w:b w:val="0"/>
           <w:sz w:val="20"/>
         </w:rPr>
-        <w:t>&lt;mdoc:paragraph name="svcCredit" hidden="{!$#svc#.breached == false}"&gt;</w:t>
+        <w:t>{!Account[0].ExclusionAudit}</w:t>
       </w:r>
     </w:p>
-    <w:p>
-      <w:pPr>
-        <w:spacing w:after="80"/>
-      </w:pPr>
-      <w:r>
-        <w:rPr>
-          <w:b w:val="0"/>
-          <w:sz w:val="20"/>
-        </w:rPr>
-        <w:t>Below commitment. Credit at {!#svc#.credit_rate_pct}% of the monthly fee = {!$format($toDecimal(#svc#.credit_usd), 'number', 'currency')}.</w:t>
-      </w:r>
-    </w:p>
-    <w:p>
-      <w:pPr>
-        <w:spacing w:after="80"/>
-      </w:pPr>
-      <w:r>
-        <w:rPr>
-          <w:b w:val="0"/>
-          <w:sz w:val="20"/>
-        </w:rPr>
-        <w:t>&lt;/mdoc:paragraph&gt;</w:t>
-      </w:r>
-    </w:p>
-    <w:p>
-      <w:pPr>
-        <w:spacing w:after="80"/>
-      </w:pPr>
-      <w:r>
-        <w:rPr>
-          <w:b w:val="0"/>
-          <w:sz w:val="20"/>
-        </w:rPr>
-        <w:t>&lt;mdoc:paragraph name="svcOk" hidden="{!$#svc#.breached == true}"&gt;</w:t>
-      </w:r>
-    </w:p>
-    <w:p>
-      <w:pPr>
-        <w:spacing w:after="80"/>
-      </w:pPr>
-      <w:r>
-        <w:rPr>
-          <w:b w:val="0"/>
-          <w:sz w:val="20"/>
-        </w:rPr>
-        <w:t>Met commitment. No credit for this service.</w:t>
-      </w:r>
-    </w:p>
-    <w:p>
-      <w:pPr>
-        <w:spacing w:after="80"/>
-      </w:pPr>
-      <w:r>
-        <w:rPr>
-          <w:b w:val="0"/>
-          <w:sz w:val="20"/>
-        </w:rPr>
-        <w:t>&lt;/mdoc:paragraph&gt;</w:t>
-      </w:r>
-    </w:p>
-    <w:p>
-      <w:pPr>
-        <w:spacing w:after="80"/>
-      </w:pPr>
-      <w:r>
-        <w:rPr>
-          <w:b w:val="0"/>
-          <w:sz w:val="20"/>
-        </w:rPr>
-        <w:t>&lt;mdoc:repeater name="outages" value="#svc#.outages" variable="out"&gt;</w:t>
-      </w:r>
-    </w:p>
-    <w:p>
-      <w:pPr>
-        <w:spacing w:after="80"/>
-      </w:pPr>
-      <w:r>
-        <w:rPr>
-          <w:b w:val="0"/>
-          <w:sz w:val="20"/>
-        </w:rPr>
-        <w:t xml:space="preserve">    {!#out#.incident_ids}  ·  {!#out#.severity}  ·  {!#out#.start} to {!#out#.end}  ·  {!#out#.minutes} min  ·  {!#out#.summary}</w:t>
-      </w:r>
-    </w:p>
-    <w:p>
-      <w:pPr>
-        <w:spacing w:after="80"/>
-      </w:pPr>
-      <w:r>
-        <w:rPr>
-          <w:b w:val="0"/>
-          <w:sz w:val="20"/>
-        </w:rPr>
-        <w:t>&lt;mdoc:text name="mergedNote" italic="true" hidden="{!$toDecimal(#out#.merged_from) &amp;lt; 2}"&gt;        merged from {!#out#.merged_from} separate tickets covering one outage&lt;/mdoc:text&gt;</w:t>
-      </w:r>
-    </w:p>
-    <w:p>
-      <w:pPr>
-        <w:spacing w:after="80"/>
-      </w:pPr>
-      <w:r>
-        <w:rPr>
-          <w:b w:val="0"/>
-          <w:sz w:val="20"/>
-        </w:rPr>
-        <w:t>&lt;/mdoc:repeater&gt;</w:t>
-      </w:r>
-    </w:p>
-    <w:p/>
-    <w:p>
-      <w:pPr>
-        <w:spacing w:after="80"/>
-      </w:pPr>
-      <w:r>
-        <w:rPr>
-          <w:b w:val="0"/>
-          <w:sz w:val="20"/>
-        </w:rPr>
-        <w:t>&lt;/mdoc:repeater&gt;</w:t>
-      </w:r>
-    </w:p>
-    <w:p>
-      <w:pPr>
-        <w:spacing w:after="80"/>
-      </w:pPr>
-      <w:r>
-        <w:rPr>
-          <w:b w:val="0"/>
-          <w:sz w:val="20"/>
-        </w:rPr>
-        <w:t>&lt;mdoc:paragraph name="exclusions" hidden="{!$toDecimal(Account[0].ExcludedCount) == 0}"&gt;</w:t>
-      </w:r>
-    </w:p>
-    <w:p>
-      <w:pPr>
-        <w:pStyle w:val="Heading1"/>
-      </w:pPr>
-      <w:r>
-        <w:t>Excluded from this calculation</w:t>
-      </w:r>
-    </w:p>
-    <w:p>
-      <w:pPr>
-        <w:spacing w:after="80"/>
-      </w:pPr>
-      <w:r>
-        <w:rPr>
-          <w:b w:val="0"/>
-          <w:sz w:val="20"/>
-        </w:rPr>
-        <w:t>{!Account[0].ExcludedCount} reported rows did not contribute to the credit. They are listed so the figure can be audited rather than trusted.</w:t>
-      </w:r>
-    </w:p>
-    <w:p>
-      <w:pPr>
-        <w:spacing w:after="80"/>
-      </w:pPr>
-      <w:r>
-        <w:rPr>
-          <w:b w:val="0"/>
-          <w:sz w:val="20"/>
-        </w:rPr>
-        <w:t>&lt;/mdoc:paragraph&gt;</w:t>
-      </w:r>
-    </w:p>
-    <w:p>
-      <w:pPr>
-        <w:spacing w:after="80"/>
-      </w:pPr>
-      <w:r>
-        <w:rPr>
-          <w:b w:val="0"/>
-          <w:sz w:val="20"/>
-        </w:rPr>
-        <w:t>&lt;mdoc:repeater name="excluded" value="Account[0].Excluded" variable="ex"&gt;</w:t>
-      </w:r>
-    </w:p>
-    <w:p>
-      <w:pPr>
-        <w:spacing w:after="80"/>
-      </w:pPr>
-      <w:r>
-        <w:rPr>
-          <w:b w:val="0"/>
-          <w:sz w:val="20"/>
-        </w:rPr>
-        <w:t xml:space="preserve">    {!#ex#.id}  ·  {!#ex#.service}  ·  {!#ex#.reason}</w:t>
-      </w:r>
-    </w:p>
-    <w:p>
-      <w:pPr>
-        <w:spacing w:after="80"/>
-      </w:pPr>
-      <w:r>
-        <w:rPr>
-          <w:b w:val="0"/>
-          <w:sz w:val="20"/>
-        </w:rPr>
-        <w:t>&lt;/mdoc:repeater&gt;</w:t>
-      </w:r>
-    </w:p>
-    <w:p/>
     <w:p>
       <w:pPr>
         <w:pStyle w:val="Heading1"/>
@@ -420,7 +156,7 @@
           <w:b w:val="0"/>
           <w:sz w:val="20"/>
         </w:rPr>
-        <w:t>Services under agreement: {!$count(Account[0].Services)}  ·  in breach: {!Account[0].BreachCount}  ·  total downtime {!$sum(Account[0].Services, "down_minutes")} minutes of {!Account[0].PeriodMinutes} in the period.</w:t>
+        <w:t>Period minutes: {!Account[0].PeriodMinutes}  ·  reconciled downtime: {!Account[0].TotalDowntimeMinutes} minutes</w:t>
       </w:r>
     </w:p>
     <w:p>
@@ -432,80 +168,7 @@
           <w:b/>
           <w:sz w:val="24"/>
         </w:rPr>
-        <w:t>Credit payable: {!$format($toDecimal(Account[0].TotalCreditUsd), 'number', 'currency')}</w:t>
-      </w:r>
-    </w:p>
-    <w:p>
-      <w:pPr>
-        <w:spacing w:after="80"/>
-      </w:pPr>
-      <w:r>
-        <w:rPr>
-          <w:b w:val="0"/>
-          <w:sz w:val="20"/>
-        </w:rPr>
-        <w:t>&lt;mdoc:paragraph name="signatureBlock" hidden="{!$toDecimal(Account[0].TotalCreditUsd) == 0}"&gt;</w:t>
-      </w:r>
-    </w:p>
-    <w:p/>
-    <w:p>
-      <w:pPr>
-        <w:spacing w:after="80"/>
-      </w:pPr>
-      <w:r>
-        <w:rPr>
-          <w:b/>
-          <w:sz w:val="22"/>
-        </w:rPr>
-        <w:t>Approved for credit</w:t>
-      </w:r>
-    </w:p>
-    <w:p>
-      <w:pPr>
-        <w:spacing w:after="80"/>
-      </w:pPr>
-      <w:r>
-        <w:rPr>
-          <w:b w:val="0"/>
-          <w:sz w:val="20"/>
-        </w:rPr>
-        <w:t>Service provider representative: ________________________    Date: ____________</w:t>
-      </w:r>
-    </w:p>
-    <w:p>
-      <w:pPr>
-        <w:spacing w:after="80"/>
-      </w:pPr>
-      <w:r>
-        <w:rPr>
-          <w:b w:val="0"/>
-          <w:sz w:val="20"/>
-        </w:rPr>
-        <w:t>{!Account[0].Name} representative: ________________________    Date: ____________</w:t>
-      </w:r>
-    </w:p>
-    <w:p>
-      <w:pPr>
-        <w:spacing w:after="80"/>
-      </w:pPr>
-      <w:r>
-        <w:rPr>
-          <w:b w:val="0"/>
-          <w:sz w:val="20"/>
-        </w:rPr>
-        <w:t>&lt;/mdoc:paragraph&gt;</w:t>
-      </w:r>
-    </w:p>
-    <w:p>
-      <w:pPr>
-        <w:spacing w:after="80"/>
-      </w:pPr>
-      <w:r>
-        <w:rPr>
-          <w:b w:val="0"/>
-          <w:sz w:val="20"/>
-        </w:rPr>
-        <w:t xml:space="preserve"> </w:t>
+        <w:t>Credit payable: ${!Account[0].TotalCreditUsd}</w:t>
       </w:r>
     </w:p>
     <w:sectPr>
@@ -880,7 +543,6 @@
   <w:style w:type="paragraph" w:default="1" w:styleId="Normal">
     <w:name w:val="Normal"/>
     <w:qFormat/>
-    <w:rsid w:val="00FC693F"/>
     <w:rPr>
       <w:rFonts w:ascii="Calibri" w:hAnsi="Calibri"/>
       <w:sz w:val="20"/>
@@ -892,7 +554,6 @@
     <w:link w:val="HeaderChar"/>
     <w:uiPriority w:val="99"/>
     <w:unhideWhenUsed/>
-    <w:rsid w:val="00E618BF"/>
     <w:pPr>
       <w:tabs>
         <w:tab w:val="center" w:pos="4680"/>
@@ -906,7 +567,6 @@
     <w:basedOn w:val="DefaultParagraphFont"/>
     <w:link w:val="Header"/>
     <w:uiPriority w:val="99"/>
-    <w:rsid w:val="00E618BF"/>
   </w:style>
   <w:style w:type="paragraph" w:styleId="Footer">
     <w:name w:val="footer"/>
@@ -914,7 +574,6 @@
     <w:link w:val="FooterChar"/>
     <w:uiPriority w:val="99"/>
     <w:unhideWhenUsed/>
-    <w:rsid w:val="00E618BF"/>
     <w:pPr>
       <w:tabs>
         <w:tab w:val="center" w:pos="4680"/>
@@ -928,7 +587,6 @@
     <w:basedOn w:val="DefaultParagraphFont"/>
     <w:link w:val="Footer"/>
     <w:uiPriority w:val="99"/>
-    <w:rsid w:val="00E618BF"/>
   </w:style>
   <w:style w:type="paragraph" w:styleId="Heading1">
     <w:name w:val="heading 1"/>
@@ -937,7 +595,6 @@
     <w:link w:val="Heading1Char"/>
     <w:uiPriority w:val="9"/>
     <w:qFormat/>
-    <w:rsid w:val="00FC693F"/>
     <w:pPr>
       <w:keepNext/>
       <w:keepLines/>
@@ -961,7 +618,6 @@
     <w:uiPriority w:val="9"/>
     <w:unhideWhenUsed/>
     <w:qFormat/>
-    <w:rsid w:val="00FC693F"/>
     <w:pPr>
       <w:keepNext/>
       <w:keepLines/>
@@ -985,7 +641,6 @@
     <w:uiPriority w:val="9"/>
     <w:unhideWhenUsed/>
     <w:qFormat/>
-    <w:rsid w:val="00FC693F"/>
     <w:pPr>
       <w:keepNext/>
       <w:keepLines/>
@@ -1008,7 +663,6 @@
     <w:semiHidden/>
     <w:unhideWhenUsed/>
     <w:qFormat/>
-    <w:rsid w:val="00FC693F"/>
     <w:pPr>
       <w:keepNext/>
       <w:keepLines/>
@@ -1033,7 +687,6 @@
     <w:semiHidden/>
     <w:unhideWhenUsed/>
     <w:qFormat/>
-    <w:rsid w:val="00FC693F"/>
     <w:pPr>
       <w:keepNext/>
       <w:keepLines/>
@@ -1054,7 +707,6 @@
     <w:semiHidden/>
     <w:unhideWhenUsed/>
     <w:qFormat/>
-    <w:rsid w:val="00FC693F"/>
     <w:pPr>
       <w:keepNext/>
       <w:keepLines/>
@@ -1077,7 +729,6 @@
     <w:semiHidden/>
     <w:unhideWhenUsed/>
     <w:qFormat/>
-    <w:rsid w:val="00FC693F"/>
     <w:pPr>
       <w:keepNext/>
       <w:keepLines/>
@@ -1100,7 +751,6 @@
     <w:semiHidden/>
     <w:unhideWhenUsed/>
     <w:qFormat/>
-    <w:rsid w:val="00FC693F"/>
     <w:pPr>
       <w:keepNext/>
       <w:keepLines/>
@@ -1123,7 +773,6 @@
     <w:semiHidden/>
     <w:unhideWhenUsed/>
     <w:qFormat/>
-    <w:rsid w:val="00FC693F"/>
     <w:pPr>
       <w:keepNext/>
       <w:keepLines/>
@@ -1170,7 +819,6 @@
     <w:name w:val="No Spacing"/>
     <w:uiPriority w:val="1"/>
     <w:qFormat/>
-    <w:rsid w:val="00FC693F"/>
     <w:pPr>
       <w:spacing w:after="0" w:line="240" w:lineRule="auto"/>
     </w:pPr>
@@ -1180,7 +828,6 @@
     <w:basedOn w:val="DefaultParagraphFont"/>
     <w:link w:val="Heading1"/>
     <w:uiPriority w:val="9"/>
-    <w:rsid w:val="00FC693F"/>
     <w:rPr>
       <w:rFonts w:asciiTheme="majorHAnsi" w:eastAsiaTheme="majorEastAsia" w:hAnsiTheme="majorHAnsi" w:cstheme="majorBidi"/>
       <w:b/>
@@ -1195,7 +842,6 @@
     <w:basedOn w:val="DefaultParagraphFont"/>
     <w:link w:val="Heading2"/>
     <w:uiPriority w:val="9"/>
-    <w:rsid w:val="00FC693F"/>
     <w:rPr>
       <w:rFonts w:asciiTheme="majorHAnsi" w:eastAsiaTheme="majorEastAsia" w:hAnsiTheme="majorHAnsi" w:cstheme="majorBidi"/>
       <w:b/>
@@ -1210,7 +856,6 @@
     <w:basedOn w:val="DefaultParagraphFont"/>
     <w:link w:val="Heading3"/>
     <w:uiPriority w:val="9"/>
-    <w:rsid w:val="00FC693F"/>
     <w:rPr>
       <w:rFonts w:asciiTheme="majorHAnsi" w:eastAsiaTheme="majorEastAsia" w:hAnsiTheme="majorHAnsi" w:cstheme="majorBidi"/>
       <w:b/>
@@ -1225,7 +870,6 @@
     <w:link w:val="TitleChar"/>
     <w:uiPriority w:val="10"/>
     <w:qFormat/>
-    <w:rsid w:val="00FC693F"/>
     <w:pPr>
       <w:pBdr>
         <w:bottom w:val="single" w:sz="8" w:space="4" w:color="4F81BD" w:themeColor="accent1"/>
@@ -1247,7 +891,6 @@
     <w:basedOn w:val="DefaultParagraphFont"/>
     <w:link w:val="Title"/>
     <w:uiPriority w:val="10"/>
-    <w:rsid w:val="00FC693F"/>
     <w:rPr>
       <w:rFonts w:asciiTheme="majorHAnsi" w:eastAsiaTheme="majorEastAsia" w:hAnsiTheme="majorHAnsi" w:cstheme="majorBidi"/>
       <w:color w:val="17365D" w:themeColor="text2" w:themeShade="BF"/>
@@ -1264,7 +907,6 @@
     <w:link w:val="SubtitleChar"/>
     <w:uiPriority w:val="11"/>
     <w:qFormat/>
-    <w:rsid w:val="00FC693F"/>
     <w:pPr>
       <w:numPr>
         <w:ilvl w:val="1"/>
@@ -1285,7 +927,6 @@
     <w:basedOn w:val="DefaultParagraphFont"/>
     <w:link w:val="Subtitle"/>
     <w:uiPriority w:val="11"/>
-    <w:rsid w:val="00FC693F"/>
     <w:rPr>
       <w:rFonts w:asciiTheme="majorHAnsi" w:eastAsiaTheme="majorEastAsia" w:hAnsiTheme="majorHAnsi" w:cstheme="majorBidi"/>
       <w:i/>
@@ -1301,7 +942,6 @@
     <w:basedOn w:val="Normal"/>
     <w:uiPriority w:val="34"/>
     <w:qFormat/>
-    <w:rsid w:val="00FC693F"/>
     <w:pPr>
       <w:ind w:left="720"/>
       <w:contextualSpacing/>
@@ -1313,7 +953,6 @@
     <w:link w:val="BodyTextChar"/>
     <w:uiPriority w:val="99"/>
     <w:unhideWhenUsed/>
-    <w:rsid w:val="00AA1D8D"/>
     <w:pPr>
       <w:spacing w:after="120"/>
     </w:pPr>
@@ -1323,7 +962,6 @@
     <w:basedOn w:val="DefaultParagraphFont"/>
     <w:link w:val="BodyText"/>
     <w:uiPriority w:val="99"/>
-    <w:rsid w:val="00AA1D8D"/>
   </w:style>
   <w:style w:type="paragraph" w:styleId="BodyText2">
     <w:name w:val="Body Text 2"/>
@@ -1331,7 +969,6 @@
     <w:link w:val="BodyText2Char"/>
     <w:uiPriority w:val="99"/>
     <w:unhideWhenUsed/>
-    <w:rsid w:val="00AA1D8D"/>
     <w:pPr>
       <w:spacing w:after="120" w:line="480" w:lineRule="auto"/>
     </w:pPr>
@@ -1341,7 +978,6 @@
     <w:basedOn w:val="DefaultParagraphFont"/>
     <w:link w:val="BodyText2"/>
     <w:uiPriority w:val="99"/>
-    <w:rsid w:val="00AA1D8D"/>
   </w:style>
   <w:style w:type="paragraph" w:styleId="BodyText3">
     <w:name w:val="Body Text 3"/>
@@ -1349,7 +985,6 @@
     <w:link w:val="BodyText3Char"/>
     <w:uiPriority w:val="99"/>
     <w:unhideWhenUsed/>
-    <w:rsid w:val="00AA1D8D"/>
     <w:pPr>
       <w:spacing w:after="120"/>
     </w:pPr>
@@ -1363,7 +998,6 @@
     <w:basedOn w:val="DefaultParagraphFont"/>
     <w:link w:val="BodyText3"/>
     <w:uiPriority w:val="99"/>
-    <w:rsid w:val="00AA1D8D"/>
     <w:rPr>
       <w:sz w:val="16"/>
       <w:szCs w:val="16"/>
@@ -1374,7 +1008,6 @@
     <w:basedOn w:val="Normal"/>
     <w:uiPriority w:val="99"/>
     <w:unhideWhenUsed/>
-    <w:rsid w:val="00AA1D8D"/>
     <w:pPr>
       <w:ind w:left="360" w:hanging="360"/>
       <w:contextualSpacing/>
@@ -1385,7 +1018,6 @@
     <w:basedOn w:val="Normal"/>
     <w:uiPriority w:val="99"/>
     <w:unhideWhenUsed/>
-    <w:rsid w:val="00326F90"/>
     <w:pPr>
       <w:ind w:left="720" w:hanging="360"/>
       <w:contextualSpacing/>
@@ -1396,7 +1028,6 @@
     <w:basedOn w:val="Normal"/>
     <w:uiPriority w:val="99"/>
     <w:unhideWhenUsed/>
-    <w:rsid w:val="00326F90"/>
     <w:pPr>
       <w:ind w:left="1080" w:hanging="360"/>
       <w:contextualSpacing/>
@@ -1407,7 +1038,6 @@
     <w:basedOn w:val="Normal"/>
     <w:uiPriority w:val="99"/>
     <w:unhideWhenUsed/>
-    <w:rsid w:val="00326F90"/>
     <w:pPr>
       <w:numPr>
         <w:numId w:val="1"/>
@@ -1420,7 +1050,6 @@
     <w:basedOn w:val="Normal"/>
     <w:uiPriority w:val="99"/>
     <w:unhideWhenUsed/>
-    <w:rsid w:val="00326F90"/>
     <w:pPr>
       <w:numPr>
         <w:numId w:val="2"/>
@@ -1433,7 +1062,6 @@
     <w:basedOn w:val="Normal"/>
     <w:uiPriority w:val="99"/>
     <w:unhideWhenUsed/>
-    <w:rsid w:val="00326F90"/>
     <w:pPr>
       <w:numPr>
         <w:numId w:val="3"/>
@@ -1446,7 +1074,6 @@
     <w:basedOn w:val="Normal"/>
     <w:uiPriority w:val="99"/>
     <w:unhideWhenUsed/>
-    <w:rsid w:val="00326F90"/>
     <w:pPr>
       <w:numPr>
         <w:numId w:val="5"/>
@@ -1459,7 +1086,6 @@
     <w:basedOn w:val="Normal"/>
     <w:uiPriority w:val="99"/>
     <w:unhideWhenUsed/>
-    <w:rsid w:val="0029639D"/>
     <w:pPr>
       <w:numPr>
         <w:numId w:val="6"/>
@@ -1472,7 +1098,6 @@
     <w:basedOn w:val="Normal"/>
     <w:uiPriority w:val="99"/>
     <w:unhideWhenUsed/>
-    <w:rsid w:val="0029639D"/>
     <w:pPr>
       <w:numPr>
         <w:numId w:val="7"/>
@@ -1485,7 +1110,6 @@
     <w:basedOn w:val="Normal"/>
     <w:uiPriority w:val="99"/>
     <w:unhideWhenUsed/>
-    <w:rsid w:val="0029639D"/>
     <w:pPr>
       <w:spacing w:after="120"/>
       <w:ind w:left="360"/>
@@ -1497,7 +1121,6 @@
     <w:basedOn w:val="Normal"/>
     <w:uiPriority w:val="99"/>
     <w:unhideWhenUsed/>
-    <w:rsid w:val="0029639D"/>
     <w:pPr>
       <w:spacing w:after="120"/>
       <w:ind w:left="720"/>
@@ -1509,7 +1132,6 @@
     <w:basedOn w:val="Normal"/>
     <w:uiPriority w:val="99"/>
     <w:unhideWhenUsed/>
-    <w:rsid w:val="0029639D"/>
     <w:pPr>
       <w:spacing w:after="120"/>
       <w:ind w:left="1080"/>
@@ -1521,7 +1143,6 @@
     <w:link w:val="MacroTextChar"/>
     <w:uiPriority w:val="99"/>
     <w:unhideWhenUsed/>
-    <w:rsid w:val="0029639D"/>
     <w:pPr>
       <w:tabs>
         <w:tab w:val="left" w:pos="576"/>
@@ -1544,7 +1165,6 @@
     <w:basedOn w:val="DefaultParagraphFont"/>
     <w:link w:val="MacroText"/>
     <w:uiPriority w:val="99"/>
-    <w:rsid w:val="0029639D"/>
     <w:rPr>
       <w:rFonts w:ascii="Courier" w:hAnsi="Courier"/>
       <w:sz w:val="20"/>
@@ -1558,7 +1178,6 @@
     <w:link w:val="QuoteChar"/>
     <w:uiPriority w:val="29"/>
     <w:qFormat/>
-    <w:rsid w:val="00FC693F"/>
     <w:rPr>
       <w:i/>
       <w:iCs/>
@@ -1570,7 +1189,6 @@
     <w:basedOn w:val="DefaultParagraphFont"/>
     <w:link w:val="Quote"/>
     <w:uiPriority w:val="29"/>
-    <w:rsid w:val="00FC693F"/>
     <w:rPr>
       <w:i/>
       <w:iCs/>
@@ -1583,7 +1201,6 @@
     <w:link w:val="Heading4"/>
     <w:uiPriority w:val="9"/>
     <w:semiHidden/>
-    <w:rsid w:val="00FC693F"/>
     <w:rPr>
       <w:rFonts w:asciiTheme="majorHAnsi" w:eastAsiaTheme="majorEastAsia" w:hAnsiTheme="majorHAnsi" w:cstheme="majorBidi"/>
       <w:b/>
@@ -1599,7 +1216,6 @@
     <w:link w:val="Heading5"/>
     <w:uiPriority w:val="9"/>
     <w:semiHidden/>
-    <w:rsid w:val="00FC693F"/>
     <w:rPr>
       <w:rFonts w:asciiTheme="majorHAnsi" w:eastAsiaTheme="majorEastAsia" w:hAnsiTheme="majorHAnsi" w:cstheme="majorBidi"/>
       <w:color w:val="243F60" w:themeColor="accent1" w:themeShade="7F"/>
@@ -1611,7 +1227,6 @@
     <w:link w:val="Heading6"/>
     <w:uiPriority w:val="9"/>
     <w:semiHidden/>
-    <w:rsid w:val="00FC693F"/>
     <w:rPr>
       <w:rFonts w:asciiTheme="majorHAnsi" w:eastAsiaTheme="majorEastAsia" w:hAnsiTheme="majorHAnsi" w:cstheme="majorBidi"/>
       <w:i/>
@@ -1625,7 +1240,6 @@
     <w:link w:val="Heading7"/>
     <w:uiPriority w:val="9"/>
     <w:semiHidden/>
-    <w:rsid w:val="00FC693F"/>
     <w:rPr>
       <w:rFonts w:asciiTheme="majorHAnsi" w:eastAsiaTheme="majorEastAsia" w:hAnsiTheme="majorHAnsi" w:cstheme="majorBidi"/>
       <w:i/>
@@ -1639,7 +1253,6 @@
     <w:link w:val="Heading8"/>
     <w:uiPriority w:val="9"/>
     <w:semiHidden/>
-    <w:rsid w:val="00FC693F"/>
     <w:rPr>
       <w:rFonts w:asciiTheme="majorHAnsi" w:eastAsiaTheme="majorEastAsia" w:hAnsiTheme="majorHAnsi" w:cstheme="majorBidi"/>
       <w:color w:val="4F81BD" w:themeColor="accent1"/>
@@ -1653,7 +1266,6 @@
     <w:link w:val="Heading9"/>
     <w:uiPriority w:val="9"/>
     <w:semiHidden/>
-    <w:rsid w:val="00FC693F"/>
     <w:rPr>
       <w:rFonts w:asciiTheme="majorHAnsi" w:eastAsiaTheme="majorEastAsia" w:hAnsiTheme="majorHAnsi" w:cstheme="majorBidi"/>
       <w:i/>
@@ -1671,7 +1283,6 @@
     <w:semiHidden/>
     <w:unhideWhenUsed/>
     <w:qFormat/>
-    <w:rsid w:val="00FC693F"/>
     <w:pPr>
       <w:spacing w:line="240" w:lineRule="auto"/>
     </w:pPr>
@@ -1688,7 +1299,6 @@
     <w:basedOn w:val="DefaultParagraphFont"/>
     <w:uiPriority w:val="22"/>
     <w:qFormat/>
-    <w:rsid w:val="00FC693F"/>
     <w:rPr>
       <w:b/>
       <w:bCs/>
@@ -1699,7 +1309,6 @@
     <w:basedOn w:val="DefaultParagraphFont"/>
     <w:uiPriority w:val="20"/>
     <w:qFormat/>
-    <w:rsid w:val="00FC693F"/>
     <w:rPr>
       <w:i/>
       <w:iCs/>
@@ -1712,7 +1321,6 @@
     <w:link w:val="IntenseQuoteChar"/>
     <w:uiPriority w:val="30"/>
     <w:qFormat/>
-    <w:rsid w:val="00FC693F"/>
     <w:pPr>
       <w:pBdr>
         <w:bottom w:val="single" w:sz="4" w:space="4" w:color="4F81BD" w:themeColor="accent1"/>
@@ -1733,7 +1341,6 @@
     <w:basedOn w:val="DefaultParagraphFont"/>
     <w:link w:val="IntenseQuote"/>
     <w:uiPriority w:val="30"/>
-    <w:rsid w:val="00FC693F"/>
     <w:rPr>
       <w:b/>
       <w:bCs/>
@@ -1747,7 +1354,6 @@
     <w:basedOn w:val="DefaultParagraphFont"/>
     <w:uiPriority w:val="19"/>
     <w:qFormat/>
-    <w:rsid w:val="00FC693F"/>
     <w:rPr>
       <w:i/>
       <w:iCs/>
@@ -1759,7 +1365,6 @@
     <w:basedOn w:val="DefaultParagraphFont"/>
     <w:uiPriority w:val="21"/>
     <w:qFormat/>
-    <w:rsid w:val="00FC693F"/>
     <w:rPr>
       <w:b/>
       <w:bCs/>
@@ -1773,7 +1378,6 @@
     <w:basedOn w:val="DefaultParagraphFont"/>
     <w:uiPriority w:val="31"/>
     <w:qFormat/>
-    <w:rsid w:val="00FC693F"/>
     <w:rPr>
       <w:smallCaps/>
       <w:color w:val="C0504D" w:themeColor="accent2"/>
@@ -1785,7 +1389,6 @@
     <w:basedOn w:val="DefaultParagraphFont"/>
     <w:uiPriority w:val="32"/>
     <w:qFormat/>
-    <w:rsid w:val="00FC693F"/>
     <w:rPr>
       <w:b/>
       <w:bCs/>
@@ -1800,7 +1403,6 @@
     <w:basedOn w:val="DefaultParagraphFont"/>
     <w:uiPriority w:val="33"/>
     <w:qFormat/>
-    <w:rsid w:val="00FC693F"/>
     <w:rPr>
       <w:b/>
       <w:bCs/>
@@ -1816,7 +1418,6 @@
     <w:semiHidden/>
     <w:unhideWhenUsed/>
     <w:qFormat/>
-    <w:rsid w:val="00FC693F"/>
     <w:pPr>
       <w:outlineLvl w:val="9"/>
     </w:pPr>
@@ -1825,7 +1426,6 @@
     <w:name w:val="Table Grid"/>
     <w:basedOn w:val="TableNormal"/>
     <w:uiPriority w:val="59"/>
-    <w:rsid w:val="00FC693F"/>
     <w:pPr>
       <w:spacing w:after="0" w:line="240" w:lineRule="auto"/>
     </w:pPr>
@@ -1851,7 +1451,6 @@
     <w:name w:val="Light Shading"/>
     <w:basedOn w:val="TableNormal"/>
     <w:uiPriority w:val="60"/>
-    <w:rsid w:val="00FC693F"/>
     <w:pPr>
       <w:spacing w:after="0" w:line="240" w:lineRule="auto"/>
     </w:pPr>
@@ -1954,7 +1553,6 @@
     <w:name w:val="Light Shading Accent 1"/>
     <w:basedOn w:val="TableNormal"/>
     <w:uiPriority w:val="60"/>
-    <w:rsid w:val="00FC693F"/>
     <w:pPr>
       <w:spacing w:after="0" w:line="240" w:lineRule="auto"/>
     </w:pPr>
@@ -2057,7 +1655,6 @@
     <w:name w:val="Light Shading Accent 2"/>
     <w:basedOn w:val="TableNormal"/>
     <w:uiPriority w:val="60"/>
-    <w:rsid w:val="00FC693F"/>
     <w:pPr>
       <w:spacing w:after="0" w:line="240" w:lineRule="auto"/>
     </w:pPr>
@@ -2160,7 +1757,6 @@
     <w:name w:val="Light Shading Accent 3"/>
     <w:basedOn w:val="TableNormal"/>
     <w:uiPriority w:val="60"/>
-    <w:rsid w:val="00FC693F"/>
     <w:pPr>
       <w:spacing w:after="0" w:line="240" w:lineRule="auto"/>
     </w:pPr>
@@ -2263,7 +1859,6 @@
     <w:name w:val="Light Shading Accent 4"/>
     <w:basedOn w:val="TableNormal"/>
     <w:uiPriority w:val="60"/>
-    <w:rsid w:val="00FC693F"/>
     <w:pPr>
       <w:spacing w:after="0" w:line="240" w:lineRule="auto"/>
     </w:pPr>
@@ -2366,7 +1961,6 @@
     <w:name w:val="Light Shading Accent 5"/>
     <w:basedOn w:val="TableNormal"/>
     <w:uiPriority w:val="60"/>
-    <w:rsid w:val="00FC693F"/>
     <w:pPr>
       <w:spacing w:after="0" w:line="240" w:lineRule="auto"/>
     </w:pPr>
@@ -2469,7 +2063,6 @@
     <w:name w:val="Light Shading Accent 6"/>
     <w:basedOn w:val="TableNormal"/>
     <w:uiPriority w:val="60"/>
-    <w:rsid w:val="00FC693F"/>
     <w:pPr>
       <w:spacing w:after="0" w:line="240" w:lineRule="auto"/>
     </w:pPr>
@@ -2572,7 +2165,6 @@
     <w:name w:val="Light List"/>
     <w:basedOn w:val="TableNormal"/>
     <w:uiPriority w:val="61"/>
-    <w:rsid w:val="00FC693F"/>
     <w:pPr>
       <w:spacing w:after="0" w:line="240" w:lineRule="auto"/>
     </w:pPr>
@@ -2664,7 +2256,6 @@
     <w:name w:val="Light List Accent 1"/>
     <w:basedOn w:val="TableNormal"/>
     <w:uiPriority w:val="61"/>
-    <w:rsid w:val="00FC693F"/>
     <w:pPr>
       <w:spacing w:after="0" w:line="240" w:lineRule="auto"/>
     </w:pPr>
@@ -2756,7 +2347,6 @@
     <w:name w:val="Light List Accent 2"/>
     <w:basedOn w:val="TableNormal"/>
     <w:uiPriority w:val="61"/>
-    <w:rsid w:val="00CB0664"/>
     <w:pPr>
       <w:spacing w:after="0" w:line="240" w:lineRule="auto"/>
     </w:pPr>
@@ -2848,7 +2438,6 @@
     <w:name w:val="Light List Accent 3"/>
     <w:basedOn w:val="TableNormal"/>
     <w:uiPriority w:val="61"/>
-    <w:rsid w:val="00CB0664"/>
     <w:pPr>
       <w:spacing w:after="0" w:line="240" w:lineRule="auto"/>
     </w:pPr>
@@ -2940,7 +2529,6 @@
     <w:name w:val="Light List Accent 4"/>
     <w:basedOn w:val="TableNormal"/>
     <w:uiPriority w:val="61"/>
-    <w:rsid w:val="00CB0664"/>
     <w:pPr>
       <w:spacing w:after="0" w:line="240" w:lineRule="auto"/>
     </w:pPr>
@@ -3032,7 +2620,6 @@
     <w:name w:val="Light List Accent 5"/>
     <w:basedOn w:val="TableNormal"/>
     <w:uiPriority w:val="61"/>
-    <w:rsid w:val="00CB0664"/>
     <w:pPr>
       <w:spacing w:after="0" w:line="240" w:lineRule="auto"/>
     </w:pPr>
@@ -3124,7 +2711,6 @@
     <w:name w:val="Light List Accent 6"/>
     <w:basedOn w:val="TableNormal"/>
     <w:uiPriority w:val="61"/>
-    <w:rsid w:val="00CB0664"/>
     <w:pPr>
       <w:spacing w:after="0" w:line="240" w:lineRule="auto"/>
     </w:pPr>
@@ -3216,7 +2802,6 @@
     <w:name w:val="Light Grid"/>
     <w:basedOn w:val="TableNormal"/>
     <w:uiPriority w:val="62"/>
-    <w:rsid w:val="00CB0664"/>
     <w:pPr>
       <w:spacing w:after="0" w:line="240" w:lineRule="auto"/>
     </w:pPr>
@@ -3346,7 +2931,6 @@
     <w:name w:val="Light Grid Accent 1"/>
     <w:basedOn w:val="TableNormal"/>
     <w:uiPriority w:val="62"/>
-    <w:rsid w:val="00CB0664"/>
     <w:pPr>
       <w:spacing w:after="0" w:line="240" w:lineRule="auto"/>
     </w:pPr>
@@ -3476,7 +3060,6 @@
     <w:name w:val="Light Grid Accent 2"/>
     <w:basedOn w:val="TableNormal"/>
     <w:uiPriority w:val="62"/>
-    <w:rsid w:val="00CB0664"/>
     <w:pPr>
       <w:spacing w:after="0" w:line="240" w:lineRule="auto"/>
     </w:pPr>
@@ -3606,7 +3189,6 @@
     <w:name w:val="Light Grid Accent 3"/>
     <w:basedOn w:val="TableNormal"/>
     <w:uiPriority w:val="62"/>
-    <w:rsid w:val="00CB0664"/>
     <w:pPr>
       <w:spacing w:after="0" w:line="240" w:lineRule="auto"/>
     </w:pPr>
@@ -3736,7 +3318,6 @@
     <w:name w:val="Light Grid Accent 4"/>
     <w:basedOn w:val="TableNormal"/>
     <w:uiPriority w:val="62"/>
-    <w:rsid w:val="00CB0664"/>
     <w:pPr>
       <w:spacing w:after="0" w:line="240" w:lineRule="auto"/>
     </w:pPr>
@@ -3866,7 +3447,6 @@
     <w:name w:val="Light Grid Accent 5"/>
     <w:basedOn w:val="TableNormal"/>
     <w:uiPriority w:val="62"/>
-    <w:rsid w:val="00CB0664"/>
     <w:pPr>
       <w:spacing w:after="0" w:line="240" w:lineRule="auto"/>
     </w:pPr>
@@ -3996,7 +3576,6 @@
     <w:name w:val="Light Grid Accent 6"/>
     <w:basedOn w:val="TableNormal"/>
     <w:uiPriority w:val="62"/>
-    <w:rsid w:val="00CB0664"/>
     <w:pPr>
       <w:spacing w:after="0" w:line="240" w:lineRule="auto"/>
     </w:pPr>
@@ -4126,7 +3705,6 @@
     <w:name w:val="Medium Shading 1"/>
     <w:basedOn w:val="TableNormal"/>
     <w:uiPriority w:val="63"/>
-    <w:rsid w:val="00CB0664"/>
     <w:pPr>
       <w:spacing w:after="0" w:line="240" w:lineRule="auto"/>
     </w:pPr>
@@ -4232,7 +3810,6 @@
     <w:name w:val="Medium Shading 1 Accent 1"/>
     <w:basedOn w:val="TableNormal"/>
     <w:uiPriority w:val="63"/>
-    <w:rsid w:val="00CB0664"/>
     <w:pPr>
       <w:spacing w:after="0" w:line="240" w:lineRule="auto"/>
     </w:pPr>
@@ -4338,7 +3915,6 @@
     <w:name w:val="Medium Shading 1 Accent 2"/>
     <w:basedOn w:val="TableNormal"/>
     <w:uiPriority w:val="63"/>
-    <w:rsid w:val="00CB0664"/>
     <w:pPr>
       <w:spacing w:after="0" w:line="240" w:lineRule="auto"/>
     </w:pPr>
@@ -4444,7 +4020,6 @@
     <w:name w:val="Medium Shading 1 Accent 3"/>
     <w:basedOn w:val="TableNormal"/>
     <w:uiPriority w:val="63"/>
-    <w:rsid w:val="00CB0664"/>
     <w:pPr>
       <w:spacing w:after="0" w:line="240" w:lineRule="auto"/>
     </w:pPr>
@@ -4550,7 +4125,6 @@
     <w:name w:val="Medium Shading 1 Accent 4"/>
     <w:basedOn w:val="TableNormal"/>
     <w:uiPriority w:val="63"/>
-    <w:rsid w:val="00CB0664"/>
     <w:pPr>
       <w:spacing w:after="0" w:line="240" w:lineRule="auto"/>
     </w:pPr>
@@ -4656,7 +4230,6 @@
     <w:name w:val="Medium Shading 1 Accent 5"/>
     <w:basedOn w:val="TableNormal"/>
     <w:uiPriority w:val="63"/>
-    <w:rsid w:val="00CB0664"/>
     <w:pPr>
       <w:spacing w:after="0" w:line="240" w:lineRule="auto"/>
     </w:pPr>
@@ -4762,7 +4335,6 @@
     <w:name w:val="Medium Shading 1 Accent 6"/>
     <w:basedOn w:val="TableNormal"/>
     <w:uiPriority w:val="63"/>
-    <w:rsid w:val="00CB0664"/>
     <w:pPr>
       <w:spacing w:after="0" w:line="240" w:lineRule="auto"/>
     </w:pPr>
@@ -4868,7 +4440,6 @@
     <w:name w:val="Medium Shading 2"/>
     <w:basedOn w:val="TableNormal"/>
     <w:uiPriority w:val="64"/>
-    <w:rsid w:val="00CB0664"/>
     <w:pPr>
       <w:spacing w:after="0" w:line="240" w:lineRule="auto"/>
     </w:pPr>
@@ -5017,7 +4588,6 @@
     <w:name w:val="Medium Shading 2 Accent 1"/>
     <w:basedOn w:val="TableNormal"/>
     <w:uiPriority w:val="64"/>
-    <w:rsid w:val="00CB0664"/>
     <w:pPr>
       <w:spacing w:after="0" w:line="240" w:lineRule="auto"/>
     </w:pPr>
@@ -5166,7 +4736,6 @@
     <w:name w:val="Medium Shading 2 Accent 2"/>
     <w:basedOn w:val="TableNormal"/>
     <w:uiPriority w:val="64"/>
-    <w:rsid w:val="00CB0664"/>
     <w:pPr>
       <w:spacing w:after="0" w:line="240" w:lineRule="auto"/>
     </w:pPr>
@@ -5315,7 +4884,6 @@
     <w:name w:val="Medium Shading 2 Accent 3"/>
     <w:basedOn w:val="TableNormal"/>
     <w:uiPriority w:val="64"/>
-    <w:rsid w:val="00CB0664"/>
     <w:pPr>
       <w:spacing w:after="0" w:line="240" w:lineRule="auto"/>
     </w:pPr>
@@ -5464,7 +5032,6 @@
     <w:name w:val="Medium Shading 2 Accent 4"/>
     <w:basedOn w:val="TableNormal"/>
     <w:uiPriority w:val="64"/>
-    <w:rsid w:val="00CB0664"/>
     <w:pPr>
       <w:spacing w:after="0" w:line="240" w:lineRule="auto"/>
     </w:pPr>
@@ -5613,7 +5180,6 @@
     <w:name w:val="Medium Shading 2 Accent 5"/>
     <w:basedOn w:val="TableNormal"/>
     <w:uiPriority w:val="64"/>
-    <w:rsid w:val="00CB0664"/>
     <w:pPr>
       <w:spacing w:after="0" w:line="240" w:lineRule="auto"/>
     </w:pPr>
@@ -5762,7 +5328,6 @@
     <w:name w:val="Medium Shading 2 Accent 6"/>
     <w:basedOn w:val="TableNormal"/>
     <w:uiPriority w:val="64"/>
-    <w:rsid w:val="00CB0664"/>
     <w:pPr>
       <w:spacing w:after="0" w:line="240" w:lineRule="auto"/>
     </w:pPr>
@@ -5911,7 +5476,6 @@
     <w:name w:val="Medium List 1"/>
     <w:basedOn w:val="TableNormal"/>
     <w:uiPriority w:val="65"/>
-    <w:rsid w:val="00CB0664"/>
     <w:pPr>
       <w:spacing w:after="0" w:line="240" w:lineRule="auto"/>
     </w:pPr>
@@ -5995,7 +5559,6 @@
     <w:name w:val="Medium List 1 Accent 1"/>
     <w:basedOn w:val="TableNormal"/>
     <w:uiPriority w:val="65"/>
-    <w:rsid w:val="00CB0664"/>
     <w:pPr>
       <w:spacing w:after="0" w:line="240" w:lineRule="auto"/>
     </w:pPr>
@@ -6079,7 +5642,6 @@
     <w:name w:val="Medium List 1 Accent 2"/>
     <w:basedOn w:val="TableNormal"/>
     <w:uiPriority w:val="65"/>
-    <w:rsid w:val="00CB0664"/>
     <w:pPr>
       <w:spacing w:after="0" w:line="240" w:lineRule="auto"/>
     </w:pPr>
@@ -6163,7 +5725,6 @@
     <w:name w:val="Medium List 1 Accent 3"/>
     <w:basedOn w:val="TableNormal"/>
     <w:uiPriority w:val="65"/>
-    <w:rsid w:val="00CB0664"/>
     <w:pPr>
       <w:spacing w:after="0" w:line="240" w:lineRule="auto"/>
     </w:pPr>
@@ -6247,7 +5808,6 @@
     <w:name w:val="Medium List 1 Accent 4"/>
     <w:basedOn w:val="TableNormal"/>
     <w:uiPriority w:val="65"/>
-    <w:rsid w:val="00CB0664"/>
     <w:pPr>
       <w:spacing w:after="0" w:line="240" w:lineRule="auto"/>
     </w:pPr>
@@ -6331,7 +5891,6 @@
     <w:name w:val="Medium List 1 Accent 5"/>
     <w:basedOn w:val="TableNormal"/>
     <w:uiPriority w:val="65"/>
-    <w:rsid w:val="00CB0664"/>
     <w:pPr>
       <w:spacing w:after="0" w:line="240" w:lineRule="auto"/>
     </w:pPr>
@@ -6415,7 +5974,6 @@
     <w:name w:val="Medium List 1 Accent 6"/>
     <w:basedOn w:val="TableNormal"/>
     <w:uiPriority w:val="65"/>
-    <w:rsid w:val="00CB0664"/>
     <w:pPr>
       <w:spacing w:after="0" w:line="240" w:lineRule="auto"/>
     </w:pPr>
@@ -6499,7 +6057,6 @@
     <w:name w:val="Medium List 2"/>
     <w:basedOn w:val="TableNormal"/>
     <w:uiPriority w:val="66"/>
-    <w:rsid w:val="00CB0664"/>
     <w:pPr>
       <w:spacing w:after="0" w:line="240" w:lineRule="auto"/>
     </w:pPr>
@@ -6627,7 +6184,6 @@
     <w:name w:val="Medium List 2 Accent 1"/>
     <w:basedOn w:val="TableNormal"/>
     <w:uiPriority w:val="66"/>
-    <w:rsid w:val="00CB0664"/>
     <w:pPr>
       <w:spacing w:after="0" w:line="240" w:lineRule="auto"/>
     </w:pPr>
@@ -6755,7 +6311,6 @@
     <w:name w:val="Medium List 2 Accent 2"/>
     <w:basedOn w:val="TableNormal"/>
     <w:uiPriority w:val="66"/>
-    <w:rsid w:val="00CB0664"/>
     <w:pPr>
       <w:spacing w:after="0" w:line="240" w:lineRule="auto"/>
     </w:pPr>
@@ -6883,7 +6438,6 @@
     <w:name w:val="Medium List 2 Accent 3"/>
     <w:basedOn w:val="TableNormal"/>
     <w:uiPriority w:val="66"/>
-    <w:rsid w:val="00CB0664"/>
     <w:pPr>
       <w:spacing w:after="0" w:line="240" w:lineRule="auto"/>
     </w:pPr>
@@ -7011,7 +6565,6 @@
     <w:name w:val="Medium List 2 Accent 4"/>
     <w:basedOn w:val="TableNormal"/>
     <w:uiPriority w:val="66"/>
-    <w:rsid w:val="00CB0664"/>
     <w:pPr>
       <w:spacing w:after="0" w:line="240" w:lineRule="auto"/>
     </w:pPr>
@@ -7139,7 +6692,6 @@
     <w:name w:val="Medium List 2 Accent 5"/>
     <w:basedOn w:val="TableNormal"/>
     <w:uiPriority w:val="66"/>
-    <w:rsid w:val="00CB0664"/>
     <w:pPr>
       <w:spacing w:after="0" w:line="240" w:lineRule="auto"/>
     </w:pPr>
@@ -7267,7 +6819,6 @@
     <w:name w:val="Medium List 2 Accent 6"/>
     <w:basedOn w:val="TableNormal"/>
     <w:uiPriority w:val="66"/>
-    <w:rsid w:val="00CB0664"/>
     <w:pPr>
       <w:spacing w:after="0" w:line="240" w:lineRule="auto"/>
     </w:pPr>
@@ -7395,7 +6946,6 @@
     <w:name w:val="Medium Grid 1"/>
     <w:basedOn w:val="TableNormal"/>
     <w:uiPriority w:val="67"/>
-    <w:rsid w:val="00CB0664"/>
     <w:pPr>
       <w:spacing w:after="0" w:line="240" w:lineRule="auto"/>
     </w:pPr>
@@ -7468,7 +7018,6 @@
     <w:name w:val="Medium Grid 1 Accent 1"/>
     <w:basedOn w:val="TableNormal"/>
     <w:uiPriority w:val="67"/>
-    <w:rsid w:val="00CB0664"/>
     <w:pPr>
       <w:spacing w:after="0" w:line="240" w:lineRule="auto"/>
     </w:pPr>
@@ -7541,7 +7090,6 @@
     <w:name w:val="Medium Grid 1 Accent 2"/>
     <w:basedOn w:val="TableNormal"/>
     <w:uiPriority w:val="67"/>
-    <w:rsid w:val="00CB0664"/>
     <w:pPr>
       <w:spacing w:after="0" w:line="240" w:lineRule="auto"/>
     </w:pPr>
@@ -7614,7 +7162,6 @@
     <w:name w:val="Medium Grid 1 Accent 3"/>
     <w:basedOn w:val="TableNormal"/>
     <w:uiPriority w:val="67"/>
-    <w:rsid w:val="00CB0664"/>
     <w:pPr>
       <w:spacing w:after="0" w:line="240" w:lineRule="auto"/>
     </w:pPr>
@@ -7687,7 +7234,6 @@
     <w:name w:val="Medium Grid 1 Accent 4"/>
     <w:basedOn w:val="TableNormal"/>
     <w:uiPriority w:val="67"/>
-    <w:rsid w:val="00CB0664"/>
     <w:pPr>
       <w:spacing w:after="0" w:line="240" w:lineRule="auto"/>
     </w:pPr>
@@ -7760,7 +7306,6 @@
     <w:name w:val="Medium Grid 1 Accent 5"/>
     <w:basedOn w:val="TableNormal"/>
     <w:uiPriority w:val="67"/>
-    <w:rsid w:val="00CB0664"/>
     <w:pPr>
       <w:spacing w:after="0" w:line="240" w:lineRule="auto"/>
     </w:pPr>
@@ -7833,7 +7378,6 @@
     <w:name w:val="Medium Grid 1 Accent 6"/>
     <w:basedOn w:val="TableNormal"/>
     <w:uiPriority w:val="67"/>
-    <w:rsid w:val="00CB0664"/>
     <w:pPr>
       <w:spacing w:after="0" w:line="240" w:lineRule="auto"/>
     </w:pPr>
@@ -7906,7 +7450,6 @@
     <w:name w:val="Medium Grid 2"/>
     <w:basedOn w:val="TableNormal"/>
     <w:uiPriority w:val="68"/>
-    <w:rsid w:val="00CB0664"/>
     <w:pPr>
       <w:spacing w:after="0" w:line="240" w:lineRule="auto"/>
     </w:pPr>
@@ -8031,7 +7574,6 @@
     <w:name w:val="Medium Grid 2 Accent 1"/>
     <w:basedOn w:val="TableNormal"/>
     <w:uiPriority w:val="68"/>
-    <w:rsid w:val="00CB0664"/>
     <w:pPr>
       <w:spacing w:after="0" w:line="240" w:lineRule="auto"/>
     </w:pPr>
@@ -8156,7 +7698,6 @@
     <w:name w:val="Medium Grid 2 Accent 2"/>
     <w:basedOn w:val="TableNormal"/>
     <w:uiPriority w:val="68"/>
-    <w:rsid w:val="00CB0664"/>
     <w:pPr>
       <w:spacing w:after="0" w:line="240" w:lineRule="auto"/>
     </w:pPr>
@@ -8281,7 +7822,6 @@
     <w:name w:val="Medium Grid 2 Accent 3"/>
     <w:basedOn w:val="TableNormal"/>
     <w:uiPriority w:val="68"/>
-    <w:rsid w:val="00CB0664"/>
     <w:pPr>
       <w:spacing w:after="0" w:line="240" w:lineRule="auto"/>
     </w:pPr>
@@ -8406,7 +7946,6 @@
     <w:name w:val="Medium Grid 2 Accent 4"/>
     <w:basedOn w:val="TableNormal"/>
     <w:uiPriority w:val="68"/>
-    <w:rsid w:val="00CB0664"/>
     <w:pPr>
       <w:spacing w:after="0" w:line="240" w:lineRule="auto"/>
     </w:pPr>
@@ -8531,7 +8070,6 @@
     <w:name w:val="Medium Grid 2 Accent 5"/>
     <w:basedOn w:val="TableNormal"/>
     <w:uiPriority w:val="68"/>
-    <w:rsid w:val="00CB0664"/>
     <w:pPr>
       <w:spacing w:after="0" w:line="240" w:lineRule="auto"/>
     </w:pPr>
@@ -8656,7 +8194,6 @@
     <w:name w:val="Medium Grid 2 Accent 6"/>
     <w:basedOn w:val="TableNormal"/>
     <w:uiPriority w:val="68"/>
-    <w:rsid w:val="00CB0664"/>
     <w:pPr>
       <w:spacing w:after="0" w:line="240" w:lineRule="auto"/>
     </w:pPr>
@@ -8781,7 +8318,6 @@
     <w:name w:val="Medium Grid 3"/>
     <w:basedOn w:val="TableNormal"/>
     <w:uiPriority w:val="69"/>
-    <w:rsid w:val="00CB0664"/>
     <w:pPr>
       <w:spacing w:after="0" w:line="240" w:lineRule="auto"/>
     </w:pPr>
@@ -8922,7 +8458,6 @@
     <w:name w:val="Medium Grid 3 Accent 1"/>
     <w:basedOn w:val="TableNormal"/>
     <w:uiPriority w:val="69"/>
-    <w:rsid w:val="00CB0664"/>
     <w:pPr>
       <w:spacing w:after="0" w:line="240" w:lineRule="auto"/>
     </w:pPr>
@@ -9063,7 +8598,6 @@
     <w:name w:val="Medium Grid 3 Accent 2"/>
     <w:basedOn w:val="TableNormal"/>
     <w:uiPriority w:val="69"/>
-    <w:rsid w:val="00CB0664"/>
     <w:pPr>
       <w:spacing w:after="0" w:line="240" w:lineRule="auto"/>
     </w:pPr>
@@ -9204,7 +8738,6 @@
     <w:name w:val="Medium Grid 3 Accent 3"/>
     <w:basedOn w:val="TableNormal"/>
     <w:uiPriority w:val="69"/>
-    <w:rsid w:val="00CB0664"/>
     <w:pPr>
       <w:spacing w:after="0" w:line="240" w:lineRule="auto"/>
     </w:pPr>
@@ -9345,7 +8878,6 @@
     <w:name w:val="Medium Grid 3 Accent 4"/>
     <w:basedOn w:val="TableNormal"/>
     <w:uiPriority w:val="69"/>
-    <w:rsid w:val="00CB0664"/>
     <w:pPr>
       <w:spacing w:after="0" w:line="240" w:lineRule="auto"/>
     </w:pPr>
@@ -9486,7 +9018,6 @@
     <w:name w:val="Medium Grid 3 Accent 5"/>
     <w:basedOn w:val="TableNormal"/>
     <w:uiPriority w:val="69"/>
-    <w:rsid w:val="00CB0664"/>
     <w:pPr>
       <w:spacing w:after="0" w:line="240" w:lineRule="auto"/>
     </w:pPr>
@@ -9627,7 +9158,6 @@
     <w:name w:val="Medium Grid 3 Accent 6"/>
     <w:basedOn w:val="TableNormal"/>
     <w:uiPriority w:val="69"/>
-    <w:rsid w:val="00CB0664"/>
     <w:pPr>
       <w:spacing w:after="0" w:line="240" w:lineRule="auto"/>
     </w:pPr>
@@ -9768,7 +9298,6 @@
     <w:name w:val="Dark List"/>
     <w:basedOn w:val="TableNormal"/>
     <w:uiPriority w:val="70"/>
-    <w:rsid w:val="00CB0664"/>
     <w:pPr>
       <w:spacing w:after="0" w:line="240" w:lineRule="auto"/>
     </w:pPr>
@@ -9882,7 +9411,6 @@
     <w:name w:val="Dark List Accent 1"/>
     <w:basedOn w:val="TableNormal"/>
     <w:uiPriority w:val="70"/>
-    <w:rsid w:val="00CB0664"/>
     <w:pPr>
       <w:spacing w:after="0" w:line="240" w:lineRule="auto"/>
     </w:pPr>
@@ -9996,7 +9524,6 @@
     <w:name w:val="Dark List Accent 2"/>
     <w:basedOn w:val="TableNormal"/>
     <w:uiPriority w:val="70"/>
-    <w:rsid w:val="00CB0664"/>
     <w:pPr>
       <w:spacing w:after="0" w:line="240" w:lineRule="auto"/>
     </w:pPr>
@@ -10110,7 +9637,6 @@
     <w:name w:val="Dark List Accent 3"/>
     <w:basedOn w:val="TableNormal"/>
     <w:uiPriority w:val="70"/>
-    <w:rsid w:val="00CB0664"/>
     <w:pPr>
       <w:spacing w:after="0" w:line="240" w:lineRule="auto"/>
     </w:pPr>
@@ -10224,7 +9750,6 @@
     <w:name w:val="Dark List Accent 4"/>
     <w:basedOn w:val="TableNormal"/>
     <w:uiPriority w:val="70"/>
-    <w:rsid w:val="00CB0664"/>
     <w:pPr>
       <w:spacing w:after="0" w:line="240" w:lineRule="auto"/>
     </w:pPr>
@@ -10338,7 +9863,6 @@
     <w:name w:val="Dark List Accent 5"/>
     <w:basedOn w:val="TableNormal"/>
     <w:uiPriority w:val="70"/>
-    <w:rsid w:val="00CB0664"/>
     <w:pPr>
       <w:spacing w:after="0" w:line="240" w:lineRule="auto"/>
     </w:pPr>
@@ -10452,7 +9976,6 @@
     <w:name w:val="Dark List Accent 6"/>
     <w:basedOn w:val="TableNormal"/>
     <w:uiPriority w:val="70"/>
-    <w:rsid w:val="00CB0664"/>
     <w:pPr>
       <w:spacing w:after="0" w:line="240" w:lineRule="auto"/>
     </w:pPr>
@@ -10566,7 +10089,6 @@
     <w:name w:val="Colorful Shading"/>
     <w:basedOn w:val="TableNormal"/>
     <w:uiPriority w:val="71"/>
-    <w:rsid w:val="00CB0664"/>
     <w:pPr>
       <w:spacing w:after="0" w:line="240" w:lineRule="auto"/>
     </w:pPr>
@@ -10688,7 +10210,6 @@
     <w:name w:val="Colorful Shading Accent 1"/>
     <w:basedOn w:val="TableNormal"/>
     <w:uiPriority w:val="71"/>
-    <w:rsid w:val="00CB0664"/>
     <w:pPr>
       <w:spacing w:after="0" w:line="240" w:lineRule="auto"/>
     </w:pPr>
@@ -10810,7 +10331,6 @@
     <w:name w:val="Colorful Shading Accent 2"/>
     <w:basedOn w:val="TableNormal"/>
     <w:uiPriority w:val="71"/>
-    <w:rsid w:val="00CB0664"/>
     <w:pPr>
       <w:spacing w:after="0" w:line="240" w:lineRule="auto"/>
     </w:pPr>
@@ -10932,7 +10452,6 @@
     <w:name w:val="Colorful Shading Accent 3"/>
     <w:basedOn w:val="TableNormal"/>
     <w:uiPriority w:val="71"/>
-    <w:rsid w:val="00CB0664"/>
     <w:pPr>
       <w:spacing w:after="0" w:line="240" w:lineRule="auto"/>
     </w:pPr>
@@ -11044,7 +10563,6 @@
     <w:name w:val="Colorful Shading Accent 4"/>
     <w:basedOn w:val="TableNormal"/>
     <w:uiPriority w:val="71"/>
-    <w:rsid w:val="00CB0664"/>
     <w:pPr>
       <w:spacing w:after="0" w:line="240" w:lineRule="auto"/>
     </w:pPr>
@@ -11166,7 +10684,6 @@
     <w:name w:val="Colorful Shading Accent 5"/>
     <w:basedOn w:val="TableNormal"/>
     <w:uiPriority w:val="71"/>
-    <w:rsid w:val="00CB0664"/>
     <w:pPr>
       <w:spacing w:after="0" w:line="240" w:lineRule="auto"/>
     </w:pPr>
@@ -11288,7 +10805,6 @@
     <w:name w:val="Colorful Shading Accent 6"/>
     <w:basedOn w:val="TableNormal"/>
     <w:uiPriority w:val="71"/>
-    <w:rsid w:val="00CB0664"/>
     <w:pPr>
       <w:spacing w:after="0" w:line="240" w:lineRule="auto"/>
     </w:pPr>
@@ -11410,7 +10926,6 @@
     <w:name w:val="Colorful List"/>
     <w:basedOn w:val="TableNormal"/>
     <w:uiPriority w:val="72"/>
-    <w:rsid w:val="00CB0664"/>
     <w:pPr>
       <w:spacing w:after="0" w:line="240" w:lineRule="auto"/>
     </w:pPr>
@@ -11496,7 +11011,6 @@
     <w:name w:val="Colorful List Accent 1"/>
     <w:basedOn w:val="TableNormal"/>
     <w:uiPriority w:val="72"/>
-    <w:rsid w:val="00CB0664"/>
     <w:pPr>
       <w:spacing w:after="0" w:line="240" w:lineRule="auto"/>
     </w:pPr>
@@ -11582,7 +11096,6 @@
     <w:name w:val="Colorful List Accent 2"/>
     <w:basedOn w:val="TableNormal"/>
     <w:uiPriority w:val="72"/>
-    <w:rsid w:val="00CB0664"/>
     <w:pPr>
       <w:spacing w:after="0" w:line="240" w:lineRule="auto"/>
     </w:pPr>
@@ -11668,7 +11181,6 @@
     <w:name w:val="Colorful List Accent 3"/>
     <w:basedOn w:val="TableNormal"/>
     <w:uiPriority w:val="72"/>
-    <w:rsid w:val="00CB0664"/>
     <w:pPr>
       <w:spacing w:after="0" w:line="240" w:lineRule="auto"/>
     </w:pPr>
@@ -11754,7 +11266,6 @@
     <w:name w:val="Colorful List Accent 4"/>
     <w:basedOn w:val="TableNormal"/>
     <w:uiPriority w:val="72"/>
-    <w:rsid w:val="00CB0664"/>
     <w:pPr>
       <w:spacing w:after="0" w:line="240" w:lineRule="auto"/>
     </w:pPr>
@@ -11840,7 +11351,6 @@
     <w:name w:val="Colorful List Accent 5"/>
     <w:basedOn w:val="TableNormal"/>
     <w:uiPriority w:val="72"/>
-    <w:rsid w:val="00CB0664"/>
     <w:pPr>
       <w:spacing w:after="0" w:line="240" w:lineRule="auto"/>
     </w:pPr>
@@ -11926,7 +11436,6 @@
     <w:name w:val="Colorful List Accent 6"/>
     <w:basedOn w:val="TableNormal"/>
     <w:uiPriority w:val="72"/>
-    <w:rsid w:val="00CB0664"/>
     <w:pPr>
       <w:spacing w:after="0" w:line="240" w:lineRule="auto"/>
     </w:pPr>
@@ -12012,7 +11521,6 @@
     <w:name w:val="Colorful Grid"/>
     <w:basedOn w:val="TableNormal"/>
     <w:uiPriority w:val="73"/>
-    <w:rsid w:val="00CB0664"/>
     <w:pPr>
       <w:spacing w:after="0" w:line="240" w:lineRule="auto"/>
     </w:pPr>
@@ -12092,7 +11600,6 @@
     <w:name w:val="Colorful Grid Accent 1"/>
     <w:basedOn w:val="TableNormal"/>
     <w:uiPriority w:val="73"/>
-    <w:rsid w:val="00CB0664"/>
     <w:pPr>
       <w:spacing w:after="0" w:line="240" w:lineRule="auto"/>
     </w:pPr>
@@ -12172,7 +11679,6 @@
     <w:name w:val="Colorful Grid Accent 2"/>
     <w:basedOn w:val="TableNormal"/>
     <w:uiPriority w:val="73"/>
-    <w:rsid w:val="00CB0664"/>
     <w:pPr>
       <w:spacing w:after="0" w:line="240" w:lineRule="auto"/>
     </w:pPr>
@@ -12252,7 +11758,6 @@
     <w:name w:val="Colorful Grid Accent 3"/>
     <w:basedOn w:val="TableNormal"/>
     <w:uiPriority w:val="73"/>
-    <w:rsid w:val="00CB0664"/>
     <w:pPr>
       <w:spacing w:after="0" w:line="240" w:lineRule="auto"/>
     </w:pPr>
@@ -12332,7 +11837,6 @@
     <w:name w:val="Colorful Grid Accent 4"/>
     <w:basedOn w:val="TableNormal"/>
     <w:uiPriority w:val="73"/>
-    <w:rsid w:val="00CB0664"/>
     <w:pPr>
       <w:spacing w:after="0" w:line="240" w:lineRule="auto"/>
     </w:pPr>
@@ -12412,7 +11916,6 @@
     <w:name w:val="Colorful Grid Accent 5"/>
     <w:basedOn w:val="TableNormal"/>
     <w:uiPriority w:val="73"/>
-    <w:rsid w:val="00CB0664"/>
     <w:pPr>
       <w:spacing w:after="0" w:line="240" w:lineRule="auto"/>
     </w:pPr>
@@ -12492,7 +11995,6 @@
     <w:name w:val="Colorful Grid Accent 6"/>
     <w:basedOn w:val="TableNormal"/>
     <w:uiPriority w:val="73"/>
-    <w:rsid w:val="00CB0664"/>
     <w:pPr>
       <w:spacing w:after="0" w:line="240" w:lineRule="auto"/>
     </w:pPr>
@@ -12730,7 +12232,6 @@
   <w:style w:type="paragraph" w:default="1" w:styleId="Normal">
     <w:name w:val="Normal"/>
     <w:qFormat/>
-    <w:rsid w:val="00FC693F"/>
   </w:style>
   <w:style w:type="paragraph" w:styleId="Heading1">
     <w:name w:val="heading 1"/>
@@ -12739,7 +12240,6 @@
     <w:link w:val="Heading1Char"/>
     <w:uiPriority w:val="9"/>
     <w:qFormat/>
-    <w:rsid w:val="00FC693F"/>
     <w:pPr>
       <w:keepNext/>
       <w:keepLines/>
@@ -12763,7 +12263,6 @@
     <w:uiPriority w:val="9"/>
     <w:unhideWhenUsed/>
     <w:qFormat/>
-    <w:rsid w:val="00FC693F"/>
     <w:pPr>
       <w:keepNext/>
       <w:keepLines/>
@@ -12787,7 +12286,6 @@
     <w:uiPriority w:val="9"/>
     <w:unhideWhenUsed/>
     <w:qFormat/>
-    <w:rsid w:val="00FC693F"/>
     <w:pPr>
       <w:keepNext/>
       <w:keepLines/>
@@ -12810,7 +12308,6 @@
     <w:semiHidden/>
     <w:unhideWhenUsed/>
     <w:qFormat/>
-    <w:rsid w:val="00FC693F"/>
     <w:pPr>
       <w:keepNext/>
       <w:keepLines/>
@@ -12835,7 +12332,6 @@
     <w:semiHidden/>
     <w:unhideWhenUsed/>
     <w:qFormat/>
-    <w:rsid w:val="00FC693F"/>
     <w:pPr>
       <w:keepNext/>
       <w:keepLines/>
@@ -12856,7 +12352,6 @@
     <w:semiHidden/>
     <w:unhideWhenUsed/>
     <w:qFormat/>
-    <w:rsid w:val="00FC693F"/>
     <w:pPr>
       <w:keepNext/>
       <w:keepLines/>
@@ -12879,7 +12374,6 @@
     <w:semiHidden/>
     <w:unhideWhenUsed/>
     <w:qFormat/>
-    <w:rsid w:val="00FC693F"/>
     <w:pPr>
       <w:keepNext/>
       <w:keepLines/>
@@ -12902,7 +12396,6 @@
     <w:semiHidden/>
     <w:unhideWhenUsed/>
     <w:qFormat/>
-    <w:rsid w:val="00FC693F"/>
     <w:pPr>
       <w:keepNext/>
       <w:keepLines/>
@@ -12925,7 +12418,6 @@
     <w:semiHidden/>
     <w:unhideWhenUsed/>
     <w:qFormat/>
-    <w:rsid w:val="00FC693F"/>
     <w:pPr>
       <w:keepNext/>
       <w:keepLines/>
@@ -12972,7 +12464,6 @@
     <w:name w:val="No Spacing"/>
     <w:uiPriority w:val="1"/>
     <w:qFormat/>
-    <w:rsid w:val="00FC693F"/>
     <w:pPr>
       <w:spacing w:after="0" w:line="240" w:lineRule="auto"/>
     </w:pPr>
@@ -12982,7 +12473,6 @@
     <w:basedOn w:val="DefaultParagraphFont"/>
     <w:link w:val="Heading1"/>
     <w:uiPriority w:val="9"/>
-    <w:rsid w:val="00FC693F"/>
     <w:rPr>
       <w:rFonts w:asciiTheme="majorHAnsi" w:eastAsiaTheme="majorEastAsia" w:hAnsiTheme="majorHAnsi" w:cstheme="majorBidi"/>
       <w:b/>
@@ -12997,7 +12487,6 @@
     <w:basedOn w:val="DefaultParagraphFont"/>
     <w:link w:val="Heading2"/>
     <w:uiPriority w:val="9"/>
-    <w:rsid w:val="00FC693F"/>
     <w:rPr>
       <w:rFonts w:asciiTheme="majorHAnsi" w:eastAsiaTheme="majorEastAsia" w:hAnsiTheme="majorHAnsi" w:cstheme="majorBidi"/>
       <w:b/>
@@ -13012,7 +12501,6 @@
     <w:basedOn w:val="DefaultParagraphFont"/>
     <w:link w:val="Heading3"/>
     <w:uiPriority w:val="9"/>
-    <w:rsid w:val="00FC693F"/>
     <w:rPr>
       <w:rFonts w:asciiTheme="majorHAnsi" w:eastAsiaTheme="majorEastAsia" w:hAnsiTheme="majorHAnsi" w:cstheme="majorBidi"/>
       <w:b/>
@@ -13027,7 +12515,6 @@
     <w:link w:val="TitleChar"/>
     <w:uiPriority w:val="10"/>
     <w:qFormat/>
-    <w:rsid w:val="00FC693F"/>
     <w:pPr>
       <w:pBdr>
         <w:bottom w:val="single" w:sz="8" w:space="4" w:color="4F81BD" w:themeColor="accent1"/>
@@ -13049,7 +12536,6 @@
     <w:basedOn w:val="DefaultParagraphFont"/>
     <w:link w:val="Title"/>
     <w:uiPriority w:val="10"/>
-    <w:rsid w:val="00FC693F"/>
     <w:rPr>
       <w:rFonts w:asciiTheme="majorHAnsi" w:eastAsiaTheme="majorEastAsia" w:hAnsiTheme="majorHAnsi" w:cstheme="majorBidi"/>
       <w:color w:val="17365D" w:themeColor="text2" w:themeShade="BF"/>
@@ -13066,7 +12552,6 @@
     <w:link w:val="SubtitleChar"/>
     <w:uiPriority w:val="11"/>
     <w:qFormat/>
-    <w:rsid w:val="00FC693F"/>
     <w:pPr>
       <w:numPr>
         <w:ilvl w:val="1"/>
@@ -13087,7 +12572,6 @@
     <w:basedOn w:val="DefaultParagraphFont"/>
     <w:link w:val="Subtitle"/>
     <w:uiPriority w:val="11"/>
-    <w:rsid w:val="00FC693F"/>
     <w:rPr>
       <w:rFonts w:asciiTheme="majorHAnsi" w:eastAsiaTheme="majorEastAsia" w:hAnsiTheme="majorHAnsi" w:cstheme="majorBidi"/>
       <w:i/>
@@ -13103,7 +12587,6 @@
     <w:basedOn w:val="Normal"/>
     <w:uiPriority w:val="34"/>
     <w:qFormat/>
-    <w:rsid w:val="00FC693F"/>
     <w:pPr>
       <w:ind w:left="720"/>
       <w:contextualSpacing/>
@@ -13115,7 +12598,6 @@
     <w:link w:val="BodyTextChar"/>
     <w:uiPriority w:val="99"/>
     <w:unhideWhenUsed/>
-    <w:rsid w:val="00AA1D8D"/>
     <w:pPr>
       <w:spacing w:after="120"/>
     </w:pPr>
@@ -13125,7 +12607,6 @@
     <w:basedOn w:val="DefaultParagraphFont"/>
     <w:link w:val="BodyText"/>
     <w:uiPriority w:val="99"/>
-    <w:rsid w:val="00AA1D8D"/>
   </w:style>
   <w:style w:type="paragraph" w:styleId="BodyText2">
     <w:name w:val="Body Text 2"/>
@@ -13133,7 +12614,6 @@
     <w:link w:val="BodyText2Char"/>
     <w:uiPriority w:val="99"/>
     <w:unhideWhenUsed/>
-    <w:rsid w:val="00AA1D8D"/>
     <w:pPr>
       <w:spacing w:after="120" w:line="480" w:lineRule="auto"/>
     </w:pPr>
@@ -13143,7 +12623,6 @@
     <w:basedOn w:val="DefaultParagraphFont"/>
     <w:link w:val="BodyText2"/>
     <w:uiPriority w:val="99"/>
-    <w:rsid w:val="00AA1D8D"/>
   </w:style>
   <w:style w:type="paragraph" w:styleId="BodyText3">
     <w:name w:val="Body Text 3"/>
@@ -13151,7 +12630,6 @@
     <w:link w:val="BodyText3Char"/>
     <w:uiPriority w:val="99"/>
     <w:unhideWhenUsed/>
-    <w:rsid w:val="00AA1D8D"/>
     <w:pPr>
       <w:spacing w:after="120"/>
     </w:pPr>
@@ -13165,7 +12643,6 @@
     <w:basedOn w:val="DefaultParagraphFont"/>
     <w:link w:val="BodyText3"/>
     <w:uiPriority w:val="99"/>
-    <w:rsid w:val="00AA1D8D"/>
     <w:rPr>
       <w:sz w:val="16"/>
       <w:szCs w:val="16"/>
@@ -13176,7 +12653,6 @@
     <w:basedOn w:val="Normal"/>
     <w:uiPriority w:val="99"/>
     <w:unhideWhenUsed/>
-    <w:rsid w:val="00AA1D8D"/>
     <w:pPr>
       <w:ind w:left="360" w:hanging="360"/>
       <w:contextualSpacing/>
@@ -13187,7 +12663,6 @@
     <w:basedOn w:val="Normal"/>
     <w:uiPriority w:val="99"/>
     <w:unhideWhenUsed/>
-    <w:rsid w:val="00326F90"/>
     <w:pPr>
       <w:ind w:left="720" w:hanging="360"/>
       <w:contextualSpacing/>
@@ -13198,7 +12673,6 @@
     <w:basedOn w:val="Normal"/>
     <w:uiPriority w:val="99"/>
     <w:unhideWhenUsed/>
-    <w:rsid w:val="00326F90"/>
     <w:pPr>
       <w:ind w:left="1080" w:hanging="360"/>
       <w:contextualSpacing/>
@@ -13209,7 +12683,6 @@
     <w:basedOn w:val="Normal"/>
     <w:uiPriority w:val="99"/>
     <w:unhideWhenUsed/>
-    <w:rsid w:val="00326F90"/>
     <w:pPr>
       <w:numPr>
         <w:numId w:val="1"/>
@@ -13222,7 +12695,6 @@
     <w:basedOn w:val="Normal"/>
     <w:uiPriority w:val="99"/>
     <w:unhideWhenUsed/>
-    <w:rsid w:val="00326F90"/>
     <w:pPr>
       <w:numPr>
         <w:numId w:val="2"/>
@@ -13235,7 +12707,6 @@
     <w:basedOn w:val="Normal"/>
     <w:uiPriority w:val="99"/>
     <w:unhideWhenUsed/>
-    <w:rsid w:val="00326F90"/>
     <w:pPr>
       <w:numPr>
         <w:numId w:val="3"/>
@@ -13248,7 +12719,6 @@
     <w:basedOn w:val="Normal"/>
     <w:uiPriority w:val="99"/>
     <w:unhideWhenUsed/>
-    <w:rsid w:val="00326F90"/>
     <w:pPr>
       <w:numPr>
         <w:numId w:val="5"/>
@@ -13261,7 +12731,6 @@
     <w:basedOn w:val="Normal"/>
     <w:uiPriority w:val="99"/>
     <w:unhideWhenUsed/>
-    <w:rsid w:val="0029639D"/>
     <w:pPr>
       <w:numPr>
         <w:numId w:val="6"/>
@@ -13274,7 +12743,6 @@
     <w:basedOn w:val="Normal"/>
     <w:uiPriority w:val="99"/>
     <w:unhideWhenUsed/>
-    <w:rsid w:val="0029639D"/>
     <w:pPr>
       <w:numPr>
         <w:numId w:val="7"/>
@@ -13287,7 +12755,6 @@
     <w:basedOn w:val="Normal"/>
     <w:uiPriority w:val="99"/>
     <w:unhideWhenUsed/>
-    <w:rsid w:val="0029639D"/>
     <w:pPr>
       <w:spacing w:after="120"/>
       <w:ind w:left="360"/>
@@ -13299,7 +12766,6 @@
     <w:basedOn w:val="Normal"/>
     <w:uiPriority w:val="99"/>
     <w:unhideWhenUsed/>
-    <w:rsid w:val="0029639D"/>
     <w:pPr>
       <w:spacing w:after="120"/>
       <w:ind w:left="720"/>
@@ -13311,7 +12777,6 @@
     <w:basedOn w:val="Normal"/>
     <w:uiPriority w:val="99"/>
     <w:unhideWhenUsed/>
-    <w:rsid w:val="0029639D"/>
     <w:pPr>
       <w:spacing w:after="120"/>
       <w:ind w:left="1080"/>
@@ -13323,7 +12788,6 @@
     <w:link w:val="MacroTextChar"/>
     <w:uiPriority w:val="99"/>
     <w:unhideWhenUsed/>
-    <w:rsid w:val="0029639D"/>
     <w:pPr>
       <w:tabs>
         <w:tab w:val="left" w:pos="576"/>
@@ -13346,7 +12810,6 @@
     <w:basedOn w:val="DefaultParagraphFont"/>
     <w:link w:val="MacroText"/>
     <w:uiPriority w:val="99"/>
-    <w:rsid w:val="0029639D"/>
     <w:rPr>
       <w:rFonts w:ascii="Courier" w:hAnsi="Courier"/>
       <w:sz w:val="20"/>
@@ -13360,7 +12823,6 @@
     <w:link w:val="QuoteChar"/>
     <w:uiPriority w:val="29"/>
     <w:qFormat/>
-    <w:rsid w:val="00FC693F"/>
     <w:rPr>
       <w:i/>
       <w:iCs/>
@@ -13372,7 +12834,6 @@
     <w:basedOn w:val="DefaultParagraphFont"/>
     <w:link w:val="Quote"/>
     <w:uiPriority w:val="29"/>
-    <w:rsid w:val="00FC693F"/>
     <w:rPr>
       <w:i/>
       <w:iCs/>
@@ -13385,7 +12846,6 @@
     <w:link w:val="Heading4"/>
     <w:uiPriority w:val="9"/>
     <w:semiHidden/>
-    <w:rsid w:val="00FC693F"/>
     <w:rPr>
       <w:rFonts w:asciiTheme="majorHAnsi" w:eastAsiaTheme="majorEastAsia" w:hAnsiTheme="majorHAnsi" w:cstheme="majorBidi"/>
       <w:b/>
@@ -13401,7 +12861,6 @@
     <w:link w:val="Heading5"/>
     <w:uiPriority w:val="9"/>
     <w:semiHidden/>
-    <w:rsid w:val="00FC693F"/>
     <w:rPr>
       <w:rFonts w:asciiTheme="majorHAnsi" w:eastAsiaTheme="majorEastAsia" w:hAnsiTheme="majorHAnsi" w:cstheme="majorBidi"/>
       <w:color w:val="243F60" w:themeColor="accent1" w:themeShade="7F"/>
@@ -13413,7 +12872,6 @@
     <w:link w:val="Heading6"/>
     <w:uiPriority w:val="9"/>
     <w:semiHidden/>
-    <w:rsid w:val="00FC693F"/>
     <w:rPr>
       <w:rFonts w:asciiTheme="majorHAnsi" w:eastAsiaTheme="majorEastAsia" w:hAnsiTheme="majorHAnsi" w:cstheme="majorBidi"/>
       <w:i/>
@@ -13427,7 +12885,6 @@
     <w:link w:val="Heading7"/>
     <w:uiPriority w:val="9"/>
     <w:semiHidden/>
-    <w:rsid w:val="00FC693F"/>
     <w:rPr>
       <w:rFonts w:asciiTheme="majorHAnsi" w:eastAsiaTheme="majorEastAsia" w:hAnsiTheme="majorHAnsi" w:cstheme="majorBidi"/>
       <w:i/>
@@ -13441,7 +12898,6 @@
     <w:link w:val="Heading8"/>
     <w:uiPriority w:val="9"/>
     <w:semiHidden/>
-    <w:rsid w:val="00FC693F"/>
     <w:rPr>
       <w:rFonts w:asciiTheme="majorHAnsi" w:eastAsiaTheme="majorEastAsia" w:hAnsiTheme="majorHAnsi" w:cstheme="majorBidi"/>
       <w:color w:val="4F81BD" w:themeColor="accent1"/>
@@ -13455,7 +12911,6 @@
     <w:link w:val="Heading9"/>
     <w:uiPriority w:val="9"/>
     <w:semiHidden/>
-    <w:rsid w:val="00FC693F"/>
     <w:rPr>
       <w:rFonts w:asciiTheme="majorHAnsi" w:eastAsiaTheme="majorEastAsia" w:hAnsiTheme="majorHAnsi" w:cstheme="majorBidi"/>
       <w:i/>
@@ -13473,7 +12928,6 @@
     <w:semiHidden/>
     <w:unhideWhenUsed/>
     <w:qFormat/>
-    <w:rsid w:val="00FC693F"/>
     <w:pPr>
       <w:spacing w:line="240" w:lineRule="auto"/>
     </w:pPr>
@@ -13490,7 +12944,6 @@
     <w:basedOn w:val="DefaultParagraphFont"/>
     <w:uiPriority w:val="22"/>
     <w:qFormat/>
-    <w:rsid w:val="00FC693F"/>
     <w:rPr>
       <w:b/>
       <w:bCs/>
@@ -13501,7 +12954,6 @@
     <w:basedOn w:val="DefaultParagraphFont"/>
     <w:uiPriority w:val="20"/>
     <w:qFormat/>
-    <w:rsid w:val="00FC693F"/>
     <w:rPr>
       <w:i/>
       <w:iCs/>
@@ -13514,7 +12966,6 @@
     <w:link w:val="IntenseQuoteChar"/>
     <w:uiPriority w:val="30"/>
     <w:qFormat/>
-    <w:rsid w:val="00FC693F"/>
     <w:pPr>
       <w:pBdr>
         <w:bottom w:val="single" w:sz="4" w:space="4" w:color="4F81BD" w:themeColor="accent1"/>
@@ -13535,7 +12986,6 @@
     <w:basedOn w:val="DefaultParagraphFont"/>
     <w:link w:val="IntenseQuote"/>
     <w:uiPriority w:val="30"/>
-    <w:rsid w:val="00FC693F"/>
     <w:rPr>
       <w:b/>
       <w:bCs/>
@@ -13549,7 +12999,6 @@
     <w:basedOn w:val="DefaultParagraphFont"/>
     <w:uiPriority w:val="19"/>
     <w:qFormat/>
-    <w:rsid w:val="00FC693F"/>
     <w:rPr>
       <w:i/>
       <w:iCs/>
@@ -13561,7 +13010,6 @@
     <w:basedOn w:val="DefaultParagraphFont"/>
     <w:uiPriority w:val="21"/>
     <w:qFormat/>
-    <w:rsid w:val="00FC693F"/>
     <w:rPr>
       <w:b/>
       <w:bCs/>
@@ -13575,7 +13023,6 @@
     <w:basedOn w:val="DefaultParagraphFont"/>
     <w:uiPriority w:val="31"/>
     <w:qFormat/>
-    <w:rsid w:val="00FC693F"/>
     <w:rPr>
       <w:smallCaps/>
       <w:color w:val="C0504D" w:themeColor="accent2"/>
@@ -13587,7 +13034,6 @@
     <w:basedOn w:val="DefaultParagraphFont"/>
     <w:uiPriority w:val="32"/>
     <w:qFormat/>
-    <w:rsid w:val="00FC693F"/>
     <w:rPr>
       <w:b/>
       <w:bCs/>
@@ -13602,7 +13048,6 @@
     <w:basedOn w:val="DefaultParagraphFont"/>
     <w:uiPriority w:val="33"/>
     <w:qFormat/>
-    <w:rsid w:val="00FC693F"/>
     <w:rPr>
       <w:b/>
       <w:bCs/>
@@ -13618,7 +13063,6 @@
     <w:semiHidden/>
     <w:unhideWhenUsed/>
     <w:qFormat/>
-    <w:rsid w:val="00FC693F"/>
     <w:pPr>
       <w:outlineLvl w:val="9"/>
     </w:pPr>
@@ -13627,7 +13071,6 @@
     <w:name w:val="Table Grid"/>
     <w:basedOn w:val="TableNormal"/>
     <w:uiPriority w:val="59"/>
-    <w:rsid w:val="00FC693F"/>
     <w:pPr>
       <w:spacing w:after="0" w:line="240" w:lineRule="auto"/>
     </w:pPr>
@@ -13653,7 +13096,6 @@
     <w:name w:val="Light Shading"/>
     <w:basedOn w:val="TableNormal"/>
     <w:uiPriority w:val="60"/>
-    <w:rsid w:val="00FC693F"/>
     <w:pPr>
       <w:spacing w:after="0" w:line="240" w:lineRule="auto"/>
     </w:pPr>
@@ -13756,7 +13198,6 @@
     <w:name w:val="Light Shading Accent 1"/>
     <w:basedOn w:val="TableNormal"/>
     <w:uiPriority w:val="60"/>
-    <w:rsid w:val="00FC693F"/>
     <w:pPr>
       <w:spacing w:after="0" w:line="240" w:lineRule="auto"/>
     </w:pPr>
@@ -13859,7 +13300,6 @@
     <w:name w:val="Light Shading Accent 2"/>
     <w:basedOn w:val="TableNormal"/>
     <w:uiPriority w:val="60"/>
-    <w:rsid w:val="00FC693F"/>
     <w:pPr>
       <w:spacing w:after="0" w:line="240" w:lineRule="auto"/>
     </w:pPr>
@@ -13962,7 +13402,6 @@
     <w:name w:val="Light Shading Accent 3"/>
     <w:basedOn w:val="TableNormal"/>
     <w:uiPriority w:val="60"/>
-    <w:rsid w:val="00FC693F"/>
     <w:pPr>
       <w:spacing w:after="0" w:line="240" w:lineRule="auto"/>
     </w:pPr>
@@ -14065,7 +13504,6 @@
     <w:name w:val="Light Shading Accent 4"/>
     <w:basedOn w:val="TableNormal"/>
     <w:uiPriority w:val="60"/>
-    <w:rsid w:val="00FC693F"/>
     <w:pPr>
       <w:spacing w:after="0" w:line="240" w:lineRule="auto"/>
     </w:pPr>
@@ -14168,7 +13606,6 @@
     <w:name w:val="Light Shading Accent 5"/>
     <w:basedOn w:val="TableNormal"/>
     <w:uiPriority w:val="60"/>
-    <w:rsid w:val="00FC693F"/>
     <w:pPr>
       <w:spacing w:after="0" w:line="240" w:lineRule="auto"/>
     </w:pPr>
@@ -14271,7 +13708,6 @@
     <w:name w:val="Light Shading Accent 6"/>
     <w:basedOn w:val="TableNormal"/>
     <w:uiPriority w:val="60"/>
-    <w:rsid w:val="00FC693F"/>
     <w:pPr>
       <w:spacing w:after="0" w:line="240" w:lineRule="auto"/>
     </w:pPr>
@@ -14374,7 +13810,6 @@
     <w:name w:val="Light List"/>
     <w:basedOn w:val="TableNormal"/>
     <w:uiPriority w:val="61"/>
-    <w:rsid w:val="00FC693F"/>
     <w:pPr>
       <w:spacing w:after="0" w:line="240" w:lineRule="auto"/>
     </w:pPr>
@@ -14466,7 +13901,6 @@
     <w:name w:val="Light List Accent 1"/>
     <w:basedOn w:val="TableNormal"/>
     <w:uiPriority w:val="61"/>
-    <w:rsid w:val="00FC693F"/>
     <w:pPr>
       <w:spacing w:after="0" w:line="240" w:lineRule="auto"/>
     </w:pPr>
@@ -14558,7 +13992,6 @@
     <w:name w:val="Light List Accent 2"/>
     <w:basedOn w:val="TableNormal"/>
     <w:uiPriority w:val="61"/>
-    <w:rsid w:val="00CB0664"/>
     <w:pPr>
       <w:spacing w:after="0" w:line="240" w:lineRule="auto"/>
     </w:pPr>
@@ -14650,7 +14083,6 @@
     <w:name w:val="Light List Accent 3"/>
     <w:basedOn w:val="TableNormal"/>
     <w:uiPriority w:val="61"/>
-    <w:rsid w:val="00CB0664"/>
     <w:pPr>
       <w:spacing w:after="0" w:line="240" w:lineRule="auto"/>
     </w:pPr>
@@ -14742,7 +14174,6 @@
     <w:name w:val="Light List Accent 4"/>
     <w:basedOn w:val="TableNormal"/>
     <w:uiPriority w:val="61"/>
-    <w:rsid w:val="00CB0664"/>
     <w:pPr>
       <w:spacing w:after="0" w:line="240" w:lineRule="auto"/>
     </w:pPr>
@@ -14834,7 +14265,6 @@
     <w:name w:val="Light List Accent 5"/>
     <w:basedOn w:val="TableNormal"/>
     <w:uiPriority w:val="61"/>
-    <w:rsid w:val="00CB0664"/>
     <w:pPr>
       <w:spacing w:after="0" w:line="240" w:lineRule="auto"/>
     </w:pPr>
@@ -14926,7 +14356,6 @@
     <w:name w:val="Light List Accent 6"/>
     <w:basedOn w:val="TableNormal"/>
     <w:uiPriority w:val="61"/>
-    <w:rsid w:val="00CB0664"/>
     <w:pPr>
       <w:spacing w:after="0" w:line="240" w:lineRule="auto"/>
     </w:pPr>
@@ -15018,7 +14447,6 @@
     <w:name w:val="Light Grid"/>
     <w:basedOn w:val="TableNormal"/>
     <w:uiPriority w:val="62"/>
-    <w:rsid w:val="00CB0664"/>
     <w:pPr>
       <w:spacing w:after="0" w:line="240" w:lineRule="auto"/>
     </w:pPr>
@@ -15148,7 +14576,6 @@
     <w:name w:val="Light Grid Accent 1"/>
     <w:basedOn w:val="TableNormal"/>
     <w:uiPriority w:val="62"/>
-    <w:rsid w:val="00CB0664"/>
     <w:pPr>
       <w:spacing w:after="0" w:line="240" w:lineRule="auto"/>
     </w:pPr>
@@ -15278,7 +14705,6 @@
     <w:name w:val="Light Grid Accent 2"/>
     <w:basedOn w:val="TableNormal"/>
     <w:uiPriority w:val="62"/>
-    <w:rsid w:val="00CB0664"/>
     <w:pPr>
       <w:spacing w:after="0" w:line="240" w:lineRule="auto"/>
     </w:pPr>
@@ -15408,7 +14834,6 @@
     <w:name w:val="Light Grid Accent 3"/>
     <w:basedOn w:val="TableNormal"/>
     <w:uiPriority w:val="62"/>
-    <w:rsid w:val="00CB0664"/>
     <w:pPr>
       <w:spacing w:after="0" w:line="240" w:lineRule="auto"/>
     </w:pPr>
@@ -15538,7 +14963,6 @@
     <w:name w:val="Light Grid Accent 4"/>
     <w:basedOn w:val="TableNormal"/>
     <w:uiPriority w:val="62"/>
-    <w:rsid w:val="00CB0664"/>
     <w:pPr>
       <w:spacing w:after="0" w:line="240" w:lineRule="auto"/>
     </w:pPr>
@@ -15668,7 +15092,6 @@
     <w:name w:val="Light Grid Accent 5"/>
     <w:basedOn w:val="TableNormal"/>
     <w:uiPriority w:val="62"/>
-    <w:rsid w:val="00CB0664"/>
     <w:pPr>
       <w:spacing w:after="0" w:line="240" w:lineRule="auto"/>
     </w:pPr>
@@ -15798,7 +15221,6 @@
     <w:name w:val="Light Grid Accent 6"/>
     <w:basedOn w:val="TableNormal"/>
     <w:uiPriority w:val="62"/>
-    <w:rsid w:val="00CB0664"/>
     <w:pPr>
       <w:spacing w:after="0" w:line="240" w:lineRule="auto"/>
     </w:pPr>
@@ -15928,7 +15350,6 @@
     <w:name w:val="Medium Shading 1"/>
     <w:basedOn w:val="TableNormal"/>
     <w:uiPriority w:val="63"/>
-    <w:rsid w:val="00CB0664"/>
     <w:pPr>
       <w:spacing w:after="0" w:line="240" w:lineRule="auto"/>
     </w:pPr>
@@ -16034,7 +15455,6 @@
     <w:name w:val="Medium Shading 1 Accent 1"/>
     <w:basedOn w:val="TableNormal"/>
     <w:uiPriority w:val="63"/>
-    <w:rsid w:val="00CB0664"/>
     <w:pPr>
       <w:spacing w:after="0" w:line="240" w:lineRule="auto"/>
     </w:pPr>
@@ -16140,7 +15560,6 @@
     <w:name w:val="Medium Shading 1 Accent 2"/>
     <w:basedOn w:val="TableNormal"/>
     <w:uiPriority w:val="63"/>
-    <w:rsid w:val="00CB0664"/>
     <w:pPr>
       <w:spacing w:after="0" w:line="240" w:lineRule="auto"/>
     </w:pPr>
@@ -16246,7 +15665,6 @@
     <w:name w:val="Medium Shading 1 Accent 3"/>
     <w:basedOn w:val="TableNormal"/>
     <w:uiPriority w:val="63"/>
-    <w:rsid w:val="00CB0664"/>
     <w:pPr>
       <w:spacing w:after="0" w:line="240" w:lineRule="auto"/>
     </w:pPr>
@@ -16352,7 +15770,6 @@
     <w:name w:val="Medium Shading 1 Accent 4"/>
     <w:basedOn w:val="TableNormal"/>
     <w:uiPriority w:val="63"/>
-    <w:rsid w:val="00CB0664"/>
     <w:pPr>
       <w:spacing w:after="0" w:line="240" w:lineRule="auto"/>
     </w:pPr>
@@ -16458,7 +15875,6 @@
     <w:name w:val="Medium Shading 1 Accent 5"/>
     <w:basedOn w:val="TableNormal"/>
     <w:uiPriority w:val="63"/>
-    <w:rsid w:val="00CB0664"/>
     <w:pPr>
       <w:spacing w:after="0" w:line="240" w:lineRule="auto"/>
     </w:pPr>
@@ -16564,7 +15980,6 @@
     <w:name w:val="Medium Shading 1 Accent 6"/>
     <w:basedOn w:val="TableNormal"/>
     <w:uiPriority w:val="63"/>
-    <w:rsid w:val="00CB0664"/>
     <w:pPr>
       <w:spacing w:after="0" w:line="240" w:lineRule="auto"/>
     </w:pPr>
@@ -16670,7 +16085,6 @@
     <w:name w:val="Medium Shading 2"/>
     <w:basedOn w:val="TableNormal"/>
     <w:uiPriority w:val="64"/>
-    <w:rsid w:val="00CB0664"/>
     <w:pPr>
       <w:spacing w:after="0" w:line="240" w:lineRule="auto"/>
     </w:pPr>
@@ -16819,7 +16233,6 @@
     <w:name w:val="Medium Shading 2 Accent 1"/>
     <w:basedOn w:val="TableNormal"/>
     <w:uiPriority w:val="64"/>
-    <w:rsid w:val="00CB0664"/>
     <w:pPr>
       <w:spacing w:after="0" w:line="240" w:lineRule="auto"/>
     </w:pPr>
@@ -16968,7 +16381,6 @@
     <w:name w:val="Medium Shading 2 Accent 2"/>
     <w:basedOn w:val="TableNormal"/>
     <w:uiPriority w:val="64"/>
-    <w:rsid w:val="00CB0664"/>
     <w:pPr>
       <w:spacing w:after="0" w:line="240" w:lineRule="auto"/>
     </w:pPr>
@@ -17117,7 +16529,6 @@
     <w:name w:val="Medium Shading 2 Accent 3"/>
     <w:basedOn w:val="TableNormal"/>
     <w:uiPriority w:val="64"/>
-    <w:rsid w:val="00CB0664"/>
     <w:pPr>
       <w:spacing w:after="0" w:line="240" w:lineRule="auto"/>
     </w:pPr>
@@ -17266,7 +16677,6 @@
     <w:name w:val="Medium Shading 2 Accent 4"/>
     <w:basedOn w:val="TableNormal"/>
     <w:uiPriority w:val="64"/>
-    <w:rsid w:val="00CB0664"/>
     <w:pPr>
       <w:spacing w:after="0" w:line="240" w:lineRule="auto"/>
     </w:pPr>
@@ -17415,7 +16825,6 @@
     <w:name w:val="Medium Shading 2 Accent 5"/>
     <w:basedOn w:val="TableNormal"/>
     <w:uiPriority w:val="64"/>
-    <w:rsid w:val="00CB0664"/>
     <w:pPr>
       <w:spacing w:after="0" w:line="240" w:lineRule="auto"/>
     </w:pPr>
@@ -17564,7 +16973,6 @@
     <w:name w:val="Medium Shading 2 Accent 6"/>
     <w:basedOn w:val="TableNormal"/>
     <w:uiPriority w:val="64"/>
-    <w:rsid w:val="00CB0664"/>
     <w:pPr>
       <w:spacing w:after="0" w:line="240" w:lineRule="auto"/>
     </w:pPr>
@@ -17713,7 +17121,6 @@
     <w:name w:val="Medium List 1"/>
     <w:basedOn w:val="TableNormal"/>
     <w:uiPriority w:val="65"/>
-    <w:rsid w:val="00CB0664"/>
     <w:pPr>
       <w:spacing w:after="0" w:line="240" w:lineRule="auto"/>
     </w:pPr>
@@ -17797,7 +17204,6 @@
     <w:name w:val="Medium List 1 Accent 1"/>
     <w:basedOn w:val="TableNormal"/>
     <w:uiPriority w:val="65"/>
-    <w:rsid w:val="00CB0664"/>
     <w:pPr>
       <w:spacing w:after="0" w:line="240" w:lineRule="auto"/>
     </w:pPr>
@@ -17881,7 +17287,6 @@
     <w:name w:val="Medium List 1 Accent 2"/>
     <w:basedOn w:val="TableNormal"/>
     <w:uiPriority w:val="65"/>
-    <w:rsid w:val="00CB0664"/>
     <w:pPr>
       <w:spacing w:after="0" w:line="240" w:lineRule="auto"/>
     </w:pPr>
@@ -17965,7 +17370,6 @@
     <w:name w:val="Medium List 1 Accent 3"/>
     <w:basedOn w:val="TableNormal"/>
     <w:uiPriority w:val="65"/>
-    <w:rsid w:val="00CB0664"/>
     <w:pPr>
       <w:spacing w:after="0" w:line="240" w:lineRule="auto"/>
     </w:pPr>
@@ -18049,7 +17453,6 @@
     <w:name w:val="Medium List 1 Accent 4"/>
     <w:basedOn w:val="TableNormal"/>
     <w:uiPriority w:val="65"/>
-    <w:rsid w:val="00CB0664"/>
     <w:pPr>
       <w:spacing w:after="0" w:line="240" w:lineRule="auto"/>
     </w:pPr>
@@ -18133,7 +17536,6 @@
     <w:name w:val="Medium List 1 Accent 5"/>
     <w:basedOn w:val="TableNormal"/>
     <w:uiPriority w:val="65"/>
-    <w:rsid w:val="00CB0664"/>
     <w:pPr>
       <w:spacing w:after="0" w:line="240" w:lineRule="auto"/>
     </w:pPr>
@@ -18217,7 +17619,6 @@
     <w:name w:val="Medium List 1 Accent 6"/>
     <w:basedOn w:val="TableNormal"/>
     <w:uiPriority w:val="65"/>
-    <w:rsid w:val="00CB0664"/>
     <w:pPr>
       <w:spacing w:after="0" w:line="240" w:lineRule="auto"/>
     </w:pPr>
@@ -18301,7 +17702,6 @@
     <w:name w:val="Medium List 2"/>
     <w:basedOn w:val="TableNormal"/>
     <w:uiPriority w:val="66"/>
-    <w:rsid w:val="00CB0664"/>
     <w:pPr>
       <w:spacing w:after="0" w:line="240" w:lineRule="auto"/>
     </w:pPr>
@@ -18429,7 +17829,6 @@
     <w:name w:val="Medium List 2 Accent 1"/>
     <w:basedOn w:val="TableNormal"/>
     <w:uiPriority w:val="66"/>
-    <w:rsid w:val="00CB0664"/>
     <w:pPr>
       <w:spacing w:after="0" w:line="240" w:lineRule="auto"/>
     </w:pPr>
@@ -18557,7 +17956,6 @@
     <w:name w:val="Medium List 2 Accent 2"/>
     <w:basedOn w:val="TableNormal"/>
     <w:uiPriority w:val="66"/>
-    <w:rsid w:val="00CB0664"/>
     <w:pPr>
       <w:spacing w:after="0" w:line="240" w:lineRule="auto"/>
     </w:pPr>
@@ -18685,7 +18083,6 @@
     <w:name w:val="Medium List 2 Accent 3"/>
     <w:basedOn w:val="TableNormal"/>
     <w:uiPriority w:val="66"/>
-    <w:rsid w:val="00CB0664"/>
     <w:pPr>
       <w:spacing w:after="0" w:line="240" w:lineRule="auto"/>
     </w:pPr>
@@ -18813,7 +18210,6 @@
     <w:name w:val="Medium List 2 Accent 4"/>
     <w:basedOn w:val="TableNormal"/>
     <w:uiPriority w:val="66"/>
-    <w:rsid w:val="00CB0664"/>
     <w:pPr>
       <w:spacing w:after="0" w:line="240" w:lineRule="auto"/>
     </w:pPr>
@@ -18941,7 +18337,6 @@
     <w:name w:val="Medium List 2 Accent 5"/>
     <w:basedOn w:val="TableNormal"/>
     <w:uiPriority w:val="66"/>
-    <w:rsid w:val="00CB0664"/>
     <w:pPr>
       <w:spacing w:after="0" w:line="240" w:lineRule="auto"/>
     </w:pPr>
@@ -19069,7 +18464,6 @@
     <w:name w:val="Medium List 2 Accent 6"/>
     <w:basedOn w:val="TableNormal"/>
     <w:uiPriority w:val="66"/>
-    <w:rsid w:val="00CB0664"/>
     <w:pPr>
       <w:spacing w:after="0" w:line="240" w:lineRule="auto"/>
     </w:pPr>
@@ -19197,7 +18591,6 @@
     <w:name w:val="Medium Grid 1"/>
     <w:basedOn w:val="TableNormal"/>
     <w:uiPriority w:val="67"/>
-    <w:rsid w:val="00CB0664"/>
     <w:pPr>
       <w:spacing w:after="0" w:line="240" w:lineRule="auto"/>
     </w:pPr>
@@ -19270,7 +18663,6 @@
     <w:name w:val="Medium Grid 1 Accent 1"/>
     <w:basedOn w:val="TableNormal"/>
     <w:uiPriority w:val="67"/>
-    <w:rsid w:val="00CB0664"/>
     <w:pPr>
       <w:spacing w:after="0" w:line="240" w:lineRule="auto"/>
     </w:pPr>
@@ -19343,7 +18735,6 @@
     <w:name w:val="Medium Grid 1 Accent 2"/>
     <w:basedOn w:val="TableNormal"/>
     <w:uiPriority w:val="67"/>
-    <w:rsid w:val="00CB0664"/>
     <w:pPr>
       <w:spacing w:after="0" w:line="240" w:lineRule="auto"/>
     </w:pPr>
@@ -19416,7 +18807,6 @@
     <w:name w:val="Medium Grid 1 Accent 3"/>
     <w:basedOn w:val="TableNormal"/>
     <w:uiPriority w:val="67"/>
-    <w:rsid w:val="00CB0664"/>
     <w:pPr>
       <w:spacing w:after="0" w:line="240" w:lineRule="auto"/>
     </w:pPr>
@@ -19489,7 +18879,6 @@
     <w:name w:val="Medium Grid 1 Accent 4"/>
     <w:basedOn w:val="TableNormal"/>
     <w:uiPriority w:val="67"/>
-    <w:rsid w:val="00CB0664"/>
     <w:pPr>
       <w:spacing w:after="0" w:line="240" w:lineRule="auto"/>
     </w:pPr>
@@ -19562,7 +18951,6 @@
     <w:name w:val="Medium Grid 1 Accent 5"/>
     <w:basedOn w:val="TableNormal"/>
     <w:uiPriority w:val="67"/>
-    <w:rsid w:val="00CB0664"/>
     <w:pPr>
       <w:spacing w:after="0" w:line="240" w:lineRule="auto"/>
     </w:pPr>
@@ -19635,7 +19023,6 @@
     <w:name w:val="Medium Grid 1 Accent 6"/>
     <w:basedOn w:val="TableNormal"/>
     <w:uiPriority w:val="67"/>
-    <w:rsid w:val="00CB0664"/>
     <w:pPr>
       <w:spacing w:after="0" w:line="240" w:lineRule="auto"/>
     </w:pPr>
@@ -19708,7 +19095,6 @@
     <w:name w:val="Medium Grid 2"/>
     <w:basedOn w:val="TableNormal"/>
     <w:uiPriority w:val="68"/>
-    <w:rsid w:val="00CB0664"/>
     <w:pPr>
       <w:spacing w:after="0" w:line="240" w:lineRule="auto"/>
     </w:pPr>
@@ -19833,7 +19219,6 @@
     <w:name w:val="Medium Grid 2 Accent 1"/>
     <w:basedOn w:val="TableNormal"/>
     <w:uiPriority w:val="68"/>
-    <w:rsid w:val="00CB0664"/>
     <w:pPr>
       <w:spacing w:after="0" w:line="240" w:lineRule="auto"/>
     </w:pPr>
@@ -19958,7 +19343,6 @@
     <w:name w:val="Medium Grid 2 Accent 2"/>
     <w:basedOn w:val="TableNormal"/>
     <w:uiPriority w:val="68"/>
-    <w:rsid w:val="00CB0664"/>
     <w:pPr>
       <w:spacing w:after="0" w:line="240" w:lineRule="auto"/>
     </w:pPr>
@@ -20083,7 +19467,6 @@
     <w:name w:val="Medium Grid 2 Accent 3"/>
     <w:basedOn w:val="TableNormal"/>
     <w:uiPriority w:val="68"/>
-    <w:rsid w:val="00CB0664"/>
     <w:pPr>
       <w:spacing w:after="0" w:line="240" w:lineRule="auto"/>
     </w:pPr>
@@ -20208,7 +19591,6 @@
     <w:name w:val="Medium Grid 2 Accent 4"/>
     <w:basedOn w:val="TableNormal"/>
     <w:uiPriority w:val="68"/>
-    <w:rsid w:val="00CB0664"/>
     <w:pPr>
       <w:spacing w:after="0" w:line="240" w:lineRule="auto"/>
     </w:pPr>
@@ -20333,7 +19715,6 @@
     <w:name w:val="Medium Grid 2 Accent 5"/>
     <w:basedOn w:val="TableNormal"/>
     <w:uiPriority w:val="68"/>
-    <w:rsid w:val="00CB0664"/>
     <w:pPr>
       <w:spacing w:after="0" w:line="240" w:lineRule="auto"/>
     </w:pPr>
@@ -20458,7 +19839,6 @@
     <w:name w:val="Medium Grid 2 Accent 6"/>
     <w:basedOn w:val="TableNormal"/>
     <w:uiPriority w:val="68"/>
-    <w:rsid w:val="00CB0664"/>
     <w:pPr>
       <w:spacing w:after="0" w:line="240" w:lineRule="auto"/>
     </w:pPr>
@@ -20583,7 +19963,6 @@
     <w:name w:val="Medium Grid 3"/>
     <w:basedOn w:val="TableNormal"/>
     <w:uiPriority w:val="69"/>
-    <w:rsid w:val="00CB0664"/>
     <w:pPr>
       <w:spacing w:after="0" w:line="240" w:lineRule="auto"/>
     </w:pPr>
@@ -20724,7 +20103,6 @@
     <w:name w:val="Medium Grid 3 Accent 1"/>
     <w:basedOn w:val="TableNormal"/>
     <w:uiPriority w:val="69"/>
-    <w:rsid w:val="00CB0664"/>
     <w:pPr>
       <w:spacing w:after="0" w:line="240" w:lineRule="auto"/>
     </w:pPr>
@@ -20865,7 +20243,6 @@
     <w:name w:val="Medium Grid 3 Accent 2"/>
     <w:basedOn w:val="TableNormal"/>
     <w:uiPriority w:val="69"/>
-    <w:rsid w:val="00CB0664"/>
     <w:pPr>
       <w:spacing w:after="0" w:line="240" w:lineRule="auto"/>
     </w:pPr>
@@ -21006,7 +20383,6 @@
     <w:name w:val="Medium Grid 3 Accent 3"/>
     <w:basedOn w:val="TableNormal"/>
     <w:uiPriority w:val="69"/>
-    <w:rsid w:val="00CB0664"/>
     <w:pPr>
       <w:spacing w:after="0" w:line="240" w:lineRule="auto"/>
     </w:pPr>
@@ -21147,7 +20523,6 @@
     <w:name w:val="Medium Grid 3 Accent 4"/>
     <w:basedOn w:val="TableNormal"/>
     <w:uiPriority w:val="69"/>
-    <w:rsid w:val="00CB0664"/>
     <w:pPr>
       <w:spacing w:after="0" w:line="240" w:lineRule="auto"/>
     </w:pPr>
@@ -21288,7 +20663,6 @@
     <w:name w:val="Medium Grid 3 Accent 5"/>
     <w:basedOn w:val="TableNormal"/>
     <w:uiPriority w:val="69"/>
-    <w:rsid w:val="00CB0664"/>
     <w:pPr>
       <w:spacing w:after="0" w:line="240" w:lineRule="auto"/>
     </w:pPr>
@@ -21429,7 +20803,6 @@
     <w:name w:val="Medium Grid 3 Accent 6"/>
     <w:basedOn w:val="TableNormal"/>
     <w:uiPriority w:val="69"/>
-    <w:rsid w:val="00CB0664"/>
     <w:pPr>
       <w:spacing w:after="0" w:line="240" w:lineRule="auto"/>
     </w:pPr>
@@ -21570,7 +20943,6 @@
     <w:name w:val="Dark List"/>
     <w:basedOn w:val="TableNormal"/>
     <w:uiPriority w:val="70"/>
-    <w:rsid w:val="00CB0664"/>
     <w:pPr>
       <w:spacing w:after="0" w:line="240" w:lineRule="auto"/>
     </w:pPr>
@@ -21684,7 +21056,6 @@
     <w:name w:val="Dark List Accent 1"/>
     <w:basedOn w:val="TableNormal"/>
     <w:uiPriority w:val="70"/>
-    <w:rsid w:val="00CB0664"/>
     <w:pPr>
       <w:spacing w:after="0" w:line="240" w:lineRule="auto"/>
     </w:pPr>
@@ -21798,7 +21169,6 @@
     <w:name w:val="Dark List Accent 2"/>
     <w:basedOn w:val="TableNormal"/>
     <w:uiPriority w:val="70"/>
-    <w:rsid w:val="00CB0664"/>
     <w:pPr>
       <w:spacing w:after="0" w:line="240" w:lineRule="auto"/>
     </w:pPr>
@@ -21912,7 +21282,6 @@
     <w:name w:val="Dark List Accent 3"/>
     <w:basedOn w:val="TableNormal"/>
     <w:uiPriority w:val="70"/>
-    <w:rsid w:val="00CB0664"/>
     <w:pPr>
       <w:spacing w:after="0" w:line="240" w:lineRule="auto"/>
     </w:pPr>
@@ -22026,7 +21395,6 @@
     <w:name w:val="Dark List Accent 4"/>
     <w:basedOn w:val="TableNormal"/>
     <w:uiPriority w:val="70"/>
-    <w:rsid w:val="00CB0664"/>
     <w:pPr>
       <w:spacing w:after="0" w:line="240" w:lineRule="auto"/>
     </w:pPr>
@@ -22140,7 +21508,6 @@
     <w:name w:val="Dark List Accent 5"/>
     <w:basedOn w:val="TableNormal"/>
     <w:uiPriority w:val="70"/>
-    <w:rsid w:val="00CB0664"/>
     <w:pPr>
       <w:spacing w:after="0" w:line="240" w:lineRule="auto"/>
     </w:pPr>
@@ -22254,7 +21621,6 @@
     <w:name w:val="Dark List Accent 6"/>
     <w:basedOn w:val="TableNormal"/>
     <w:uiPriority w:val="70"/>
-    <w:rsid w:val="00CB0664"/>
     <w:pPr>
       <w:spacing w:after="0" w:line="240" w:lineRule="auto"/>
     </w:pPr>
@@ -22368,7 +21734,6 @@
     <w:name w:val="Colorful Shading"/>
     <w:basedOn w:val="TableNormal"/>
     <w:uiPriority w:val="71"/>
-    <w:rsid w:val="00CB0664"/>
     <w:pPr>
       <w:spacing w:after="0" w:line="240" w:lineRule="auto"/>
     </w:pPr>
@@ -22490,7 +21855,6 @@
     <w:name w:val="Colorful Shading Accent 1"/>
     <w:basedOn w:val="TableNormal"/>
     <w:uiPriority w:val="71"/>
-    <w:rsid w:val="00CB0664"/>
     <w:pPr>
       <w:spacing w:after="0" w:line="240" w:lineRule="auto"/>
     </w:pPr>
@@ -22612,7 +21976,6 @@
     <w:name w:val="Colorful Shading Accent 2"/>
     <w:basedOn w:val="TableNormal"/>
     <w:uiPriority w:val="71"/>
-    <w:rsid w:val="00CB0664"/>
     <w:pPr>
       <w:spacing w:after="0" w:line="240" w:lineRule="auto"/>
     </w:pPr>
@@ -22734,7 +22097,6 @@
     <w:name w:val="Colorful Shading Accent 3"/>
     <w:basedOn w:val="TableNormal"/>
     <w:uiPriority w:val="71"/>
-    <w:rsid w:val="00CB0664"/>
     <w:pPr>
       <w:spacing w:after="0" w:line="240" w:lineRule="auto"/>
     </w:pPr>
@@ -22846,7 +22208,6 @@
     <w:name w:val="Colorful Shading Accent 4"/>
     <w:basedOn w:val="TableNormal"/>
     <w:uiPriority w:val="71"/>
-    <w:rsid w:val="00CB0664"/>
     <w:pPr>
       <w:spacing w:after="0" w:line="240" w:lineRule="auto"/>
     </w:pPr>
@@ -22968,7 +22329,6 @@
     <w:name w:val="Colorful Shading Accent 5"/>
     <w:basedOn w:val="TableNormal"/>
     <w:uiPriority w:val="71"/>
-    <w:rsid w:val="00CB0664"/>
     <w:pPr>
       <w:spacing w:after="0" w:line="240" w:lineRule="auto"/>
     </w:pPr>
@@ -23090,7 +22450,6 @@
     <w:name w:val="Colorful Shading Accent 6"/>
     <w:basedOn w:val="TableNormal"/>
     <w:uiPriority w:val="71"/>
-    <w:rsid w:val="00CB0664"/>
     <w:pPr>
       <w:spacing w:after="0" w:line="240" w:lineRule="auto"/>
     </w:pPr>
@@ -23212,7 +22571,6 @@
     <w:name w:val="Colorful List"/>
     <w:basedOn w:val="TableNormal"/>
     <w:uiPriority w:val="72"/>
-    <w:rsid w:val="00CB0664"/>
     <w:pPr>
       <w:spacing w:after="0" w:line="240" w:lineRule="auto"/>
     </w:pPr>
@@ -23298,7 +22656,6 @@
     <w:name w:val="Colorful List Accent 1"/>
     <w:basedOn w:val="TableNormal"/>
     <w:uiPriority w:val="72"/>
-    <w:rsid w:val="00CB0664"/>
     <w:pPr>
       <w:spacing w:after="0" w:line="240" w:lineRule="auto"/>
     </w:pPr>
@@ -23384,7 +22741,6 @@
     <w:name w:val="Colorful List Accent 2"/>
     <w:basedOn w:val="TableNormal"/>
     <w:uiPriority w:val="72"/>
-    <w:rsid w:val="00CB0664"/>
     <w:pPr>
       <w:spacing w:after="0" w:line="240" w:lineRule="auto"/>
     </w:pPr>
@@ -23470,7 +22826,6 @@
     <w:name w:val="Colorful List Accent 3"/>
     <w:basedOn w:val="TableNormal"/>
     <w:uiPriority w:val="72"/>
-    <w:rsid w:val="00CB0664"/>
     <w:pPr>
       <w:spacing w:after="0" w:line="240" w:lineRule="auto"/>
     </w:pPr>
@@ -23556,7 +22911,6 @@
     <w:name w:val="Colorful List Accent 4"/>
     <w:basedOn w:val="TableNormal"/>
     <w:uiPriority w:val="72"/>
-    <w:rsid w:val="00CB0664"/>
     <w:pPr>
       <w:spacing w:after="0" w:line="240" w:lineRule="auto"/>
     </w:pPr>
@@ -23642,7 +22996,6 @@
     <w:name w:val="Colorful List Accent 5"/>
     <w:basedOn w:val="TableNormal"/>
     <w:uiPriority w:val="72"/>
-    <w:rsid w:val="00CB0664"/>
     <w:pPr>
       <w:spacing w:after="0" w:line="240" w:lineRule="auto"/>
     </w:pPr>
@@ -23728,7 +23081,6 @@
     <w:name w:val="Colorful List Accent 6"/>
     <w:basedOn w:val="TableNormal"/>
     <w:uiPriority w:val="72"/>
-    <w:rsid w:val="00CB0664"/>
     <w:pPr>
       <w:spacing w:after="0" w:line="240" w:lineRule="auto"/>
     </w:pPr>
@@ -23814,7 +23166,6 @@
     <w:name w:val="Colorful Grid"/>
     <w:basedOn w:val="TableNormal"/>
     <w:uiPriority w:val="73"/>
-    <w:rsid w:val="00CB0664"/>
     <w:pPr>
       <w:spacing w:after="0" w:line="240" w:lineRule="auto"/>
     </w:pPr>
@@ -23894,7 +23245,6 @@
     <w:name w:val="Colorful Grid Accent 1"/>
     <w:basedOn w:val="TableNormal"/>
     <w:uiPriority w:val="73"/>
-    <w:rsid w:val="00CB0664"/>
     <w:pPr>
       <w:spacing w:after="0" w:line="240" w:lineRule="auto"/>
     </w:pPr>
@@ -23974,7 +23324,6 @@
     <w:name w:val="Colorful Grid Accent 2"/>
     <w:basedOn w:val="TableNormal"/>
     <w:uiPriority w:val="73"/>
-    <w:rsid w:val="00CB0664"/>
     <w:pPr>
       <w:spacing w:after="0" w:line="240" w:lineRule="auto"/>
     </w:pPr>
@@ -24054,7 +23403,6 @@
     <w:name w:val="Colorful Grid Accent 3"/>
     <w:basedOn w:val="TableNormal"/>
     <w:uiPriority w:val="73"/>
-    <w:rsid w:val="00CB0664"/>
     <w:pPr>
       <w:spacing w:after="0" w:line="240" w:lineRule="auto"/>
     </w:pPr>
@@ -24134,7 +23482,6 @@
     <w:name w:val="Colorful Grid Accent 4"/>
     <w:basedOn w:val="TableNormal"/>
     <w:uiPriority w:val="73"/>
-    <w:rsid w:val="00CB0664"/>
     <w:pPr>
       <w:spacing w:after="0" w:line="240" w:lineRule="auto"/>
     </w:pPr>
@@ -24214,7 +23561,6 @@
     <w:name w:val="Colorful Grid Accent 5"/>
     <w:basedOn w:val="TableNormal"/>
     <w:uiPriority w:val="73"/>
-    <w:rsid w:val="00CB0664"/>
     <w:pPr>
       <w:spacing w:after="0" w:line="240" w:lineRule="auto"/>
     </w:pPr>
@@ -24294,7 +23640,6 @@
     <w:name w:val="Colorful Grid Accent 6"/>
     <w:basedOn w:val="TableNormal"/>
     <w:uiPriority w:val="73"/>
-    <w:rsid w:val="00CB0664"/>
     <w:pPr>
       <w:spacing w:after="0" w:line="240" w:lineRule="auto"/>
     </w:pPr>
@@ -24691,16 +24036,4 @@
   </a:objectDefaults>
   <a:extraClrSchemeLst/>
 </a:theme>
-</file>
-
-<file path=customXml/item1.xml><?xml version="1.0" encoding="utf-8"?>
-<b:Sources xmlns:b="http://schemas.openxmlformats.org/officeDocument/2006/bibliography" xmlns="http://schemas.openxmlformats.org/officeDocument/2006/bibliography" SelectedStyle="/APA.XSL" StyleName="APA"/>
-</file>
-
-<file path=customXml/itemProps1.xml><?xml version="1.0" encoding="utf-8"?>
-<ds:datastoreItem xmlns:ds="http://schemas.openxmlformats.org/officeDocument/2006/customXml" ds:itemID="{EF278816-EC6F-A645-907D-7F25AECB1D4A}">
-  <ds:schemaRefs>
-    <ds:schemaRef ds:uri="http://schemas.openxmlformats.org/officeDocument/2006/bibliography"/>
-  </ds:schemaRefs>
-</ds:datastoreItem>
 </file>